--- a/chapters/exports/05-ecivis.docx
+++ b/chapters/exports/05-ecivis.docx
@@ -23,9 +23,6 @@
         <w:pStyle w:val="Heading2"/>
       </w:pPr>
       <w:r>
-        <w:t xml:space="preserve">1.1	</w:t>
-      </w:r>
-      <w:r>
         <w:t xml:space="preserve">Background</w:t>
       </w:r>
     </w:p>
@@ -43,7 +40,7 @@
       <w:r>
         <w:t xml:space="preserve">It is important to note that this guide is meant to be used in conjunction with the Business &amp; Workforce Development resources provided on CAL FIRE’s Wood Products and Bioenergy </w:t>
       </w:r>
-      <w:hyperlink w:history="1" r:id="rId4slwblfwyqczvis4wj1li">
+      <w:hyperlink w:history="1" r:id="rIdmrydqfobzdzgkym8grc2x">
         <w:r>
           <w:rPr>
             <w:rStyle w:val="Hyperlink"/>
@@ -54,7 +51,7 @@
       <w:r>
         <w:t xml:space="preserve"> and eCivis-specific materials. In particular, the Grants Portal Application Submittal User </w:t>
       </w:r>
-      <w:hyperlink w:history="1" r:id="rIddw6xesqu4s3h24377pen5">
+      <w:hyperlink w:history="1" r:id="rIdwktoehca1kxilax5pj9ea">
         <w:r>
           <w:rPr>
             <w:rStyle w:val="Hyperlink"/>
@@ -65,7 +62,7 @@
       <w:r>
         <w:t xml:space="preserve"> and the eCivis Grants Portal Applicant Troubleshooting </w:t>
       </w:r>
-      <w:hyperlink w:history="1" r:id="rIdxj-b5oi0dxv2gj57uyy7u">
+      <w:hyperlink w:history="1" r:id="rIdrejefcqlqrw7uk58np3yu">
         <w:r>
           <w:rPr>
             <w:rStyle w:val="Hyperlink"/>
@@ -82,9 +79,6 @@
         <w:pStyle w:val="Heading2"/>
       </w:pPr>
       <w:r>
-        <w:t xml:space="preserve">1.2	</w:t>
-      </w:r>
-      <w:r>
         <w:t xml:space="preserve">Proposal Stage</w:t>
       </w:r>
     </w:p>
@@ -96,7 +90,7 @@
         <w:t xml:space="preserve">Figure </w:t>
       </w:r>
       <w:r>
-        <w:t xml:space="preserve">1.1</w:t>
+        <w:t xml:space="preserve">1</w:t>
       </w:r>
       <w:r>
         <w:t xml:space="preserve">). Note that this link is updated for each solicitation, so we are not including it here. For the Wood Products and Bioenergy Program, the solicitation guidelines are posted on the right side of the page under ‘RECENT UPDATES’. It is important to create your account using the link in the grant guidelines. This will ensure you access the correct website and create an application in the correct solicitation window. Your account will be used for your application and to administer your grant, should your application be awarded funding.</w:t>
@@ -163,7 +157,7 @@
           <w:b/>
           <w:bCs/>
         </w:rPr>
-        <w:t xml:space="preserve">1.1</w:t>
+        <w:t xml:space="preserve">1</w:t>
       </w:r>
       <w:r>
         <w:rPr>
@@ -187,7 +181,7 @@
         <w:t xml:space="preserve">Figure </w:t>
       </w:r>
       <w:r>
-        <w:t xml:space="preserve">1.1</w:t>
+        <w:t xml:space="preserve">1</w:t>
       </w:r>
       <w:r>
         <w:t xml:space="preserve"> takes you to a landing page with summary information about the solicitation (</w:t>
@@ -196,7 +190,7 @@
         <w:t xml:space="preserve">Figure </w:t>
       </w:r>
       <w:r>
-        <w:t xml:space="preserve">1.2</w:t>
+        <w:t xml:space="preserve">2</w:t>
       </w:r>
       <w:r>
         <w:t xml:space="preserve">). Before beginning your application in eCivis, download all the required forms and templates you will fill out and upload as part of your complete application (e.g., Work Plan and Environmental Compliance Worksheet, State of California Payee Data Record, Non-Discrimination Compliance Statement). These are provided on the Grantee Resources section of the Program website and at the Files tab on the far right of </w:t>
@@ -205,7 +199,7 @@
         <w:t xml:space="preserve">Figure </w:t>
       </w:r>
       <w:r>
-        <w:t xml:space="preserve">1.2</w:t>
+        <w:t xml:space="preserve">2</w:t>
       </w:r>
       <w:r>
         <w:t xml:space="preserve">.</w:t>
@@ -272,7 +266,7 @@
           <w:b/>
           <w:bCs/>
         </w:rPr>
-        <w:t xml:space="preserve">1.2</w:t>
+        <w:t xml:space="preserve">2</w:t>
       </w:r>
       <w:r>
         <w:rPr>
@@ -296,7 +290,7 @@
         <w:t xml:space="preserve">Figure </w:t>
       </w:r>
       <w:r>
-        <w:t xml:space="preserve">1.3</w:t>
+        <w:t xml:space="preserve">3</w:t>
       </w:r>
       <w:r>
         <w:t xml:space="preserve">). Click Create an Account if you do not already have one, or log in if you do. Use the portal login.</w:t>
@@ -363,7 +357,7 @@
           <w:b/>
           <w:bCs/>
         </w:rPr>
-        <w:t xml:space="preserve">1.3</w:t>
+        <w:t xml:space="preserve">3</w:t>
       </w:r>
       <w:r>
         <w:rPr>
@@ -387,7 +381,7 @@
         <w:t xml:space="preserve">Figure </w:t>
       </w:r>
       <w:r>
-        <w:t xml:space="preserve">1.4</w:t>
+        <w:t xml:space="preserve">4</w:t>
       </w:r>
       <w:r>
         <w:t xml:space="preserve">).</w:t>
@@ -454,7 +448,7 @@
           <w:b/>
           <w:bCs/>
         </w:rPr>
-        <w:t xml:space="preserve">1.4</w:t>
+        <w:t xml:space="preserve">4</w:t>
       </w:r>
       <w:r>
         <w:rPr>
@@ -481,7 +475,7 @@
       <w:r>
         <w:t xml:space="preserve">Don’t forget to access and use the templates at the </w:t>
       </w:r>
-      <w:hyperlink w:history="1" r:id="rIdcfznin1mftmfua85allgl">
+      <w:hyperlink w:history="1" r:id="rIdoesycb1yhtlrj52kcysbi">
         <w:r>
           <w:rPr>
             <w:rStyle w:val="Hyperlink"/>
@@ -492,7 +486,7 @@
       <w:r>
         <w:t xml:space="preserve">. FBA team members are available to assist you with this. Contact us at </w:t>
       </w:r>
-      <w:hyperlink w:history="1" r:id="rId1sr9vxr_gjfvtvsh1weo6">
+      <w:hyperlink w:history="1" r:id="rIdieepy1qr8fym8n7l9u9ff">
         <w:r>
           <w:rPr>
             <w:rStyle w:val="Hyperlink"/>
@@ -515,7 +509,7 @@
       <w:r>
         <w:t xml:space="preserve">The Forest Business Alliance’s guidebook </w:t>
       </w:r>
-      <w:hyperlink w:history="1" r:id="rIdtrktto_r1nouwvjwhjtnz">
+      <w:hyperlink w:history="1" r:id="rIdugpijfmjwa0sepfkrnjyc">
         <w:r>
           <w:rPr>
             <w:rStyle w:val="Hyperlink"/>
@@ -531,7 +525,7 @@
       <w:r>
         <w:t xml:space="preserve">Follow the process in the Grants Portal Application Submittal User </w:t>
       </w:r>
-      <w:hyperlink w:history="1" r:id="rId1x2yyjnem9lebvqwnvun0">
+      <w:hyperlink w:history="1" r:id="rIdn_sb9wutmj_bd4tt0h4v-">
         <w:r>
           <w:rPr>
             <w:rStyle w:val="Hyperlink"/>
@@ -548,9 +542,6 @@
         <w:pStyle w:val="Heading2"/>
       </w:pPr>
       <w:r>
-        <w:t xml:space="preserve">1.3	</w:t>
-      </w:r>
-      <w:r>
         <w:t xml:space="preserve">eCivis Budget Tips</w:t>
       </w:r>
     </w:p>
@@ -565,7 +556,7 @@
       <w:r>
         <w:t xml:space="preserve">Use the budget template on the FBA template </w:t>
       </w:r>
-      <w:hyperlink w:history="1" r:id="rId7oow2unnobyervae3s0ps">
+      <w:hyperlink w:history="1" r:id="rIdrk67wlct7x5twgeyflj2b">
         <w:r>
           <w:rPr>
             <w:rStyle w:val="Hyperlink"/>
@@ -685,7 +676,7 @@
       <w:r>
         <w:t xml:space="preserve">For guidance related to budget narrative content, please see the Forest Business Alliance Budget </w:t>
       </w:r>
-      <w:hyperlink w:history="1" r:id="rIdmgn2w8p4ndryk0v4efsdq">
+      <w:hyperlink w:history="1" r:id="rIdupmwetihml233zqmaj90f">
         <w:r>
           <w:rPr>
             <w:rStyle w:val="Hyperlink"/>
@@ -714,9 +705,6 @@
         <w:pStyle w:val="Heading2"/>
       </w:pPr>
       <w:r>
-        <w:t xml:space="preserve">1.4	</w:t>
-      </w:r>
-      <w:r>
         <w:t xml:space="preserve">Post-award Stage</w:t>
       </w:r>
     </w:p>
@@ -729,9 +717,6 @@
       <w:pPr>
         <w:pStyle w:val="Heading3"/>
       </w:pPr>
-      <w:r>
-        <w:t xml:space="preserve">1.4.1	</w:t>
-      </w:r>
       <w:r>
         <w:t xml:space="preserve">Reporting</w:t>
       </w:r>
@@ -787,9 +772,6 @@
         <w:pStyle w:val="Heading3"/>
       </w:pPr>
       <w:r>
-        <w:t xml:space="preserve">1.4.2	</w:t>
-      </w:r>
-      <w:r>
         <w:t xml:space="preserve">Activity Reports</w:t>
       </w:r>
     </w:p>
@@ -848,7 +830,7 @@
         <w:t xml:space="preserve">Figure </w:t>
       </w:r>
       <w:r>
-        <w:t xml:space="preserve">1.5</w:t>
+        <w:t xml:space="preserve">5</w:t>
       </w:r>
       <w:r>
         <w:t xml:space="preserve">). This will take you to the Activity Report page, where you will enter the reporting period, narrative, and metrics and upload any deliverables for the reporting period.</w:t>
@@ -915,7 +897,7 @@
           <w:b/>
           <w:bCs/>
         </w:rPr>
-        <w:t xml:space="preserve">1.5</w:t>
+        <w:t xml:space="preserve">5</w:t>
       </w:r>
       <w:r>
         <w:rPr>
@@ -951,7 +933,7 @@
         <w:t xml:space="preserve">Figure </w:t>
       </w:r>
       <w:r>
-        <w:t xml:space="preserve">1.6</w:t>
+        <w:t xml:space="preserve">6</w:t>
       </w:r>
       <w:r>
         <w:t xml:space="preserve">). Either enter the due date of the pending Activity Report or click “Continue with New Report.” Either option will take you to the Activity Report page. Enter the Reporting Period, Report Narrative, and Activity Report Metrics. Leave the metrics section blank if you have not completed any goals or objectives during the reporting period. Upload any deliverables at the bottom of the page. If you are ready to submit, click the red “Submit Report” button. You cannot undo submitting the report, so only click this button if the report is final. If you want to save the report as a draft and return to it, click the blue “Save &amp; Close” button. If you have saved a draft, you can access it again in the “Award Activities” section.</w:t>
@@ -1018,7 +1000,7 @@
           <w:b/>
           <w:bCs/>
         </w:rPr>
-        <w:t xml:space="preserve">1.6</w:t>
+        <w:t xml:space="preserve">6</w:t>
       </w:r>
       <w:r>
         <w:rPr>
@@ -1039,9 +1021,6 @@
         <w:pStyle w:val="Heading3"/>
       </w:pPr>
       <w:r>
-        <w:t xml:space="preserve">1.4.3	</w:t>
-      </w:r>
-      <w:r>
         <w:t xml:space="preserve">Financial Reports</w:t>
       </w:r>
     </w:p>
@@ -1058,7 +1037,7 @@
         <w:t xml:space="preserve">Figure </w:t>
       </w:r>
       <w:r>
-        <w:t xml:space="preserve">1.6</w:t>
+        <w:t xml:space="preserve">6</w:t>
       </w:r>
       <w:r>
         <w:t xml:space="preserve">). If you want an Excel version of the information, click the small Excel icon at the top of the page next to “Actions.”</w:t>
@@ -1087,7 +1066,7 @@
         <w:t xml:space="preserve">Figure </w:t>
       </w:r>
       <w:r>
-        <w:t xml:space="preserve">1.7</w:t>
+        <w:t xml:space="preserve">7</w:t>
       </w:r>
       <w:r>
         <w:t xml:space="preserve">).</w:t>
@@ -1154,7 +1133,7 @@
           <w:b/>
           <w:bCs/>
         </w:rPr>
-        <w:t xml:space="preserve">1.7</w:t>
+        <w:t xml:space="preserve">7</w:t>
       </w:r>
       <w:r>
         <w:rPr>
@@ -1183,7 +1162,7 @@
         <w:t xml:space="preserve">Figure </w:t>
       </w:r>
       <w:r>
-        <w:t xml:space="preserve">1.8</w:t>
+        <w:t xml:space="preserve">8</w:t>
       </w:r>
       <w:r>
         <w:t xml:space="preserve">). These items correspond to the Budget Items in your Project Budget and your CAL FIRE Invoice Form. In the Financial Report Details section, for each Category/Budget Item listed, you will enter all reimbursements you request during the Invoicing Period.</w:t>
@@ -1286,7 +1265,7 @@
           <w:b/>
           <w:bCs/>
         </w:rPr>
-        <w:t xml:space="preserve">1.8</w:t>
+        <w:t xml:space="preserve">8</w:t>
       </w:r>
       <w:r>
         <w:rPr>
@@ -1310,7 +1289,7 @@
         <w:t xml:space="preserve">Figure </w:t>
       </w:r>
       <w:r>
-        <w:t xml:space="preserve">1.9</w:t>
+        <w:t xml:space="preserve">9</w:t>
       </w:r>
       <w:r>
         <w:t xml:space="preserve">). A short sentence, such as “Activity Report submitted separately,” will suffice.</w:t>
@@ -1377,7 +1356,7 @@
           <w:b/>
           <w:bCs/>
         </w:rPr>
-        <w:t xml:space="preserve">1.9</w:t>
+        <w:t xml:space="preserve">9</w:t>
       </w:r>
       <w:r>
         <w:rPr>
@@ -1402,7 +1381,7 @@
       <w:r>
         <w:t xml:space="preserve">If you have any questions, please don’t hesitate to get in touch at </w:t>
       </w:r>
-      <w:hyperlink w:history="1" r:id="rId2wkofgkupgvvb2f3djskj">
+      <w:hyperlink w:history="1" r:id="rId6e1_cgm1lgdcu4ilpvkwo">
         <w:r>
           <w:rPr>
             <w:rStyle w:val="Hyperlink"/>

--- a/chapters/exports/05-ecivis.docx
+++ b/chapters/exports/05-ecivis.docx
@@ -40,7 +40,7 @@
       <w:r>
         <w:t xml:space="preserve">It is important to note that this guide is meant to be used in conjunction with the Business &amp; Workforce Development resources provided on CAL FIRE’s Wood Products and Bioenergy </w:t>
       </w:r>
-      <w:hyperlink w:history="1" r:id="rIdmrydqfobzdzgkym8grc2x">
+      <w:hyperlink w:history="1" r:id="rId7j_6cgrensfsbd9_ctyxs">
         <w:r>
           <w:rPr>
             <w:rStyle w:val="Hyperlink"/>
@@ -51,7 +51,7 @@
       <w:r>
         <w:t xml:space="preserve"> and eCivis-specific materials. In particular, the Grants Portal Application Submittal User </w:t>
       </w:r>
-      <w:hyperlink w:history="1" r:id="rIdwktoehca1kxilax5pj9ea">
+      <w:hyperlink w:history="1" r:id="rIdtqn6ggnx7r6k-x7tuaqwl">
         <w:r>
           <w:rPr>
             <w:rStyle w:val="Hyperlink"/>
@@ -62,7 +62,7 @@
       <w:r>
         <w:t xml:space="preserve"> and the eCivis Grants Portal Applicant Troubleshooting </w:t>
       </w:r>
-      <w:hyperlink w:history="1" r:id="rIdrejefcqlqrw7uk58np3yu">
+      <w:hyperlink w:history="1" r:id="rId80f7jvvumy7r19o4xzuum">
         <w:r>
           <w:rPr>
             <w:rStyle w:val="Hyperlink"/>
@@ -475,7 +475,7 @@
       <w:r>
         <w:t xml:space="preserve">Don’t forget to access and use the templates at the </w:t>
       </w:r>
-      <w:hyperlink w:history="1" r:id="rIdoesycb1yhtlrj52kcysbi">
+      <w:hyperlink w:history="1" r:id="rIdbmwirimglaq0ufnan7yhc">
         <w:r>
           <w:rPr>
             <w:rStyle w:val="Hyperlink"/>
@@ -486,7 +486,7 @@
       <w:r>
         <w:t xml:space="preserve">. FBA team members are available to assist you with this. Contact us at </w:t>
       </w:r>
-      <w:hyperlink w:history="1" r:id="rIdieepy1qr8fym8n7l9u9ff">
+      <w:hyperlink w:history="1" r:id="rIddhe8egy5hi6hyh44sd2vk">
         <w:r>
           <w:rPr>
             <w:rStyle w:val="Hyperlink"/>
@@ -509,7 +509,7 @@
       <w:r>
         <w:t xml:space="preserve">The Forest Business Alliance’s guidebook </w:t>
       </w:r>
-      <w:hyperlink w:history="1" r:id="rIdugpijfmjwa0sepfkrnjyc">
+      <w:hyperlink w:history="1" r:id="rId31pcteej60y0liesbusbk">
         <w:r>
           <w:rPr>
             <w:rStyle w:val="Hyperlink"/>
@@ -525,7 +525,7 @@
       <w:r>
         <w:t xml:space="preserve">Follow the process in the Grants Portal Application Submittal User </w:t>
       </w:r>
-      <w:hyperlink w:history="1" r:id="rIdn_sb9wutmj_bd4tt0h4v-">
+      <w:hyperlink w:history="1" r:id="rIdzjvs292ieynmb2urgovhm">
         <w:r>
           <w:rPr>
             <w:rStyle w:val="Hyperlink"/>
@@ -556,7 +556,7 @@
       <w:r>
         <w:t xml:space="preserve">Use the budget template on the FBA template </w:t>
       </w:r>
-      <w:hyperlink w:history="1" r:id="rIdrk67wlct7x5twgeyflj2b">
+      <w:hyperlink w:history="1" r:id="rIdgoj5rjbr8-vjvemgfprum">
         <w:r>
           <w:rPr>
             <w:rStyle w:val="Hyperlink"/>
@@ -676,7 +676,7 @@
       <w:r>
         <w:t xml:space="preserve">For guidance related to budget narrative content, please see the Forest Business Alliance Budget </w:t>
       </w:r>
-      <w:hyperlink w:history="1" r:id="rIdupmwetihml233zqmaj90f">
+      <w:hyperlink w:history="1" r:id="rIdoqfn1zqb8npa8khmshbcl">
         <w:r>
           <w:rPr>
             <w:rStyle w:val="Hyperlink"/>
@@ -1381,7 +1381,7 @@
       <w:r>
         <w:t xml:space="preserve">If you have any questions, please don’t hesitate to get in touch at </w:t>
       </w:r>
-      <w:hyperlink w:history="1" r:id="rId6e1_cgm1lgdcu4ilpvkwo">
+      <w:hyperlink w:history="1" r:id="rIdzuiypqe46r5xkxdkv4ofr">
         <w:r>
           <w:rPr>
             <w:rStyle w:val="Hyperlink"/>

--- a/chapters/exports/05-ecivis.docx
+++ b/chapters/exports/05-ecivis.docx
@@ -40,7 +40,7 @@
       <w:r>
         <w:t xml:space="preserve">It is important to note that this guide is meant to be used in conjunction with the Business &amp; Workforce Development resources provided on CAL FIRE’s Wood Products and Bioenergy </w:t>
       </w:r>
-      <w:hyperlink w:history="1" r:id="rId7j_6cgrensfsbd9_ctyxs">
+      <w:hyperlink w:history="1" r:id="rIdwa92hudcosa63ysyiwm8f">
         <w:r>
           <w:rPr>
             <w:rStyle w:val="Hyperlink"/>
@@ -51,7 +51,7 @@
       <w:r>
         <w:t xml:space="preserve"> and eCivis-specific materials. In particular, the Grants Portal Application Submittal User </w:t>
       </w:r>
-      <w:hyperlink w:history="1" r:id="rIdtqn6ggnx7r6k-x7tuaqwl">
+      <w:hyperlink w:history="1" r:id="rIdc_btxbjty6hhgbgszve8o">
         <w:r>
           <w:rPr>
             <w:rStyle w:val="Hyperlink"/>
@@ -62,7 +62,7 @@
       <w:r>
         <w:t xml:space="preserve"> and the eCivis Grants Portal Applicant Troubleshooting </w:t>
       </w:r>
-      <w:hyperlink w:history="1" r:id="rId80f7jvvumy7r19o4xzuum">
+      <w:hyperlink w:history="1" r:id="rIdlwq-sfdyjgunml63wlkpc">
         <w:r>
           <w:rPr>
             <w:rStyle w:val="Hyperlink"/>
@@ -105,7 +105,7 @@
           <wp:inline distT="0" distB="0" distL="0" distR="0">
             <wp:extent cx="4000500" cy="1846036"/>
             <wp:effectExtent b="0" l="0" r="0" t="0"/>
-            <wp:docPr id="1" name="" descr="" title=""/>
+            <wp:docPr id="21" name="" descr="" title=""/>
             <wp:cNvGraphicFramePr>
               <a:graphicFrameLocks xmlns:a="http://schemas.openxmlformats.org/drawingml/2006/main" noChangeAspect="1"/>
             </wp:cNvGraphicFramePr>
@@ -214,7 +214,7 @@
           <wp:inline distT="0" distB="0" distL="0" distR="0">
             <wp:extent cx="4000500" cy="2793754"/>
             <wp:effectExtent b="0" l="0" r="0" t="0"/>
-            <wp:docPr id="2" name="" descr="" title=""/>
+            <wp:docPr id="22" name="" descr="" title=""/>
             <wp:cNvGraphicFramePr>
               <a:graphicFrameLocks xmlns:a="http://schemas.openxmlformats.org/drawingml/2006/main" noChangeAspect="1"/>
             </wp:cNvGraphicFramePr>
@@ -305,7 +305,7 @@
           <wp:inline distT="0" distB="0" distL="0" distR="0">
             <wp:extent cx="4000500" cy="2290507"/>
             <wp:effectExtent b="0" l="0" r="0" t="0"/>
-            <wp:docPr id="3" name="" descr="" title=""/>
+            <wp:docPr id="23" name="" descr="" title=""/>
             <wp:cNvGraphicFramePr>
               <a:graphicFrameLocks xmlns:a="http://schemas.openxmlformats.org/drawingml/2006/main" noChangeAspect="1"/>
             </wp:cNvGraphicFramePr>
@@ -396,7 +396,7 @@
           <wp:inline distT="0" distB="0" distL="0" distR="0">
             <wp:extent cx="4000500" cy="1678697"/>
             <wp:effectExtent b="0" l="0" r="0" t="0"/>
-            <wp:docPr id="4" name="" descr="" title=""/>
+            <wp:docPr id="24" name="" descr="" title=""/>
             <wp:cNvGraphicFramePr>
               <a:graphicFrameLocks xmlns:a="http://schemas.openxmlformats.org/drawingml/2006/main" noChangeAspect="1"/>
             </wp:cNvGraphicFramePr>
@@ -469,13 +469,13 @@
         <w:pStyle w:val="ListParagraph"/>
         <w:numPr>
           <w:ilvl w:val="0"/>
-          <w:numId w:val="18"/>
+          <w:numId w:val="38"/>
         </w:numPr>
       </w:pPr>
       <w:r>
         <w:t xml:space="preserve">Don’t forget to access and use the templates at the </w:t>
       </w:r>
-      <w:hyperlink w:history="1" r:id="rIdbmwirimglaq0ufnan7yhc">
+      <w:hyperlink w:history="1" r:id="rId4dvpsve8tfdybksgo91w_">
         <w:r>
           <w:rPr>
             <w:rStyle w:val="Hyperlink"/>
@@ -486,7 +486,7 @@
       <w:r>
         <w:t xml:space="preserve">. FBA team members are available to assist you with this. Contact us at </w:t>
       </w:r>
-      <w:hyperlink w:history="1" r:id="rIddhe8egy5hi6hyh44sd2vk">
+      <w:hyperlink w:history="1" r:id="rIdbq-psnffl_2azf6cg2xni">
         <w:r>
           <w:rPr>
             <w:rStyle w:val="Hyperlink"/>
@@ -503,13 +503,13 @@
         <w:pStyle w:val="ListParagraph"/>
         <w:numPr>
           <w:ilvl w:val="0"/>
-          <w:numId w:val="18"/>
+          <w:numId w:val="38"/>
         </w:numPr>
       </w:pPr>
       <w:r>
         <w:t xml:space="preserve">The Forest Business Alliance’s guidebook </w:t>
       </w:r>
-      <w:hyperlink w:history="1" r:id="rId31pcteej60y0liesbusbk">
+      <w:hyperlink w:history="1" r:id="rId7mrhgl2wszsjfgzcq7dbz">
         <w:r>
           <w:rPr>
             <w:rStyle w:val="Hyperlink"/>
@@ -525,7 +525,7 @@
       <w:r>
         <w:t xml:space="preserve">Follow the process in the Grants Portal Application Submittal User </w:t>
       </w:r>
-      <w:hyperlink w:history="1" r:id="rIdzjvs292ieynmb2urgovhm">
+      <w:hyperlink w:history="1" r:id="rIdbk0n4szyda3g0iu_duulx">
         <w:r>
           <w:rPr>
             <w:rStyle w:val="Hyperlink"/>
@@ -550,13 +550,13 @@
         <w:pStyle w:val="ListParagraph"/>
         <w:numPr>
           <w:ilvl w:val="0"/>
-          <w:numId w:val="19"/>
+          <w:numId w:val="39"/>
         </w:numPr>
       </w:pPr>
       <w:r>
         <w:t xml:space="preserve">Use the budget template on the FBA template </w:t>
       </w:r>
-      <w:hyperlink w:history="1" r:id="rIdgoj5rjbr8-vjvemgfprum">
+      <w:hyperlink w:history="1" r:id="rIdupgvfxnjo3uzlyqbau6ok">
         <w:r>
           <w:rPr>
             <w:rStyle w:val="Hyperlink"/>
@@ -573,7 +573,7 @@
         <w:pStyle w:val="ListParagraph"/>
         <w:numPr>
           <w:ilvl w:val="0"/>
-          <w:numId w:val="19"/>
+          <w:numId w:val="39"/>
         </w:numPr>
       </w:pPr>
       <w:r>
@@ -585,7 +585,7 @@
         <w:pStyle w:val="ListParagraph"/>
         <w:numPr>
           <w:ilvl w:val="0"/>
-          <w:numId w:val="19"/>
+          <w:numId w:val="39"/>
         </w:numPr>
       </w:pPr>
       <w:r>
@@ -597,7 +597,7 @@
         <w:pStyle w:val="ListParagraph"/>
         <w:numPr>
           <w:ilvl w:val="0"/>
-          <w:numId w:val="19"/>
+          <w:numId w:val="39"/>
         </w:numPr>
       </w:pPr>
       <w:r>
@@ -610,7 +610,7 @@
         <w:pStyle w:val="ListParagraph"/>
         <w:numPr>
           <w:ilvl w:val="0"/>
-          <w:numId w:val="19"/>
+          <w:numId w:val="39"/>
         </w:numPr>
       </w:pPr>
       <w:r>
@@ -622,7 +622,7 @@
         <w:pStyle w:val="ListParagraph"/>
         <w:numPr>
           <w:ilvl w:val="0"/>
-          <w:numId w:val="19"/>
+          <w:numId w:val="39"/>
         </w:numPr>
       </w:pPr>
       <w:r>
@@ -634,7 +634,7 @@
         <w:pStyle w:val="ListParagraph"/>
         <w:numPr>
           <w:ilvl w:val="1"/>
-          <w:numId w:val="19"/>
+          <w:numId w:val="39"/>
         </w:numPr>
       </w:pPr>
       <w:r>
@@ -646,7 +646,7 @@
         <w:pStyle w:val="ListParagraph"/>
         <w:numPr>
           <w:ilvl w:val="1"/>
-          <w:numId w:val="19"/>
+          <w:numId w:val="39"/>
         </w:numPr>
       </w:pPr>
       <w:r>
@@ -658,7 +658,7 @@
         <w:pStyle w:val="ListParagraph"/>
         <w:numPr>
           <w:ilvl w:val="1"/>
-          <w:numId w:val="19"/>
+          <w:numId w:val="39"/>
         </w:numPr>
       </w:pPr>
       <w:r>
@@ -670,13 +670,13 @@
         <w:pStyle w:val="ListParagraph"/>
         <w:numPr>
           <w:ilvl w:val="1"/>
-          <w:numId w:val="19"/>
+          <w:numId w:val="39"/>
         </w:numPr>
       </w:pPr>
       <w:r>
         <w:t xml:space="preserve">For guidance related to budget narrative content, please see the Forest Business Alliance Budget </w:t>
       </w:r>
-      <w:hyperlink w:history="1" r:id="rIdoqfn1zqb8npa8khmshbcl">
+      <w:hyperlink w:history="1" r:id="rIdkbfp8bzedia2j_ald7a9i">
         <w:r>
           <w:rPr>
             <w:rStyle w:val="Hyperlink"/>
@@ -693,7 +693,7 @@
         <w:pStyle w:val="ListParagraph"/>
         <w:numPr>
           <w:ilvl w:val="1"/>
-          <w:numId w:val="19"/>
+          <w:numId w:val="39"/>
         </w:numPr>
       </w:pPr>
       <w:r>
@@ -736,7 +736,7 @@
         <w:pStyle w:val="ListParagraph"/>
         <w:numPr>
           <w:ilvl w:val="0"/>
-          <w:numId w:val="20"/>
+          <w:numId w:val="40"/>
         </w:numPr>
       </w:pPr>
       <w:r>
@@ -748,7 +748,7 @@
         <w:pStyle w:val="ListParagraph"/>
         <w:numPr>
           <w:ilvl w:val="0"/>
-          <w:numId w:val="20"/>
+          <w:numId w:val="40"/>
         </w:numPr>
       </w:pPr>
       <w:r>
@@ -760,7 +760,7 @@
         <w:pStyle w:val="ListParagraph"/>
         <w:numPr>
           <w:ilvl w:val="0"/>
-          <w:numId w:val="20"/>
+          <w:numId w:val="40"/>
         </w:numPr>
       </w:pPr>
       <w:r>
@@ -820,7 +820,7 @@
         <w:pStyle w:val="ListParagraph"/>
         <w:numPr>
           <w:ilvl w:val="0"/>
-          <w:numId w:val="21"/>
+          <w:numId w:val="41"/>
         </w:numPr>
       </w:pPr>
       <w:r>
@@ -845,7 +845,7 @@
           <wp:inline distT="0" distB="0" distL="0" distR="0">
             <wp:extent cx="4000500" cy="1486047"/>
             <wp:effectExtent b="0" l="0" r="0" t="0"/>
-            <wp:docPr id="5" name="" descr="" title=""/>
+            <wp:docPr id="25" name="" descr="" title=""/>
             <wp:cNvGraphicFramePr>
               <a:graphicFrameLocks xmlns:a="http://schemas.openxmlformats.org/drawingml/2006/main" noChangeAspect="1"/>
             </wp:cNvGraphicFramePr>
@@ -923,7 +923,7 @@
         <w:pStyle w:val="ListParagraph"/>
         <w:numPr>
           <w:ilvl w:val="0"/>
-          <w:numId w:val="22"/>
+          <w:numId w:val="42"/>
         </w:numPr>
       </w:pPr>
       <w:r>
@@ -948,7 +948,7 @@
           <wp:inline distT="0" distB="0" distL="0" distR="0">
             <wp:extent cx="4000500" cy="856951"/>
             <wp:effectExtent b="0" l="0" r="0" t="0"/>
-            <wp:docPr id="6" name="" descr="" title=""/>
+            <wp:docPr id="26" name="" descr="" title=""/>
             <wp:cNvGraphicFramePr>
               <a:graphicFrameLocks xmlns:a="http://schemas.openxmlformats.org/drawingml/2006/main" noChangeAspect="1"/>
             </wp:cNvGraphicFramePr>
@@ -1081,7 +1081,7 @@
           <wp:inline distT="0" distB="0" distL="0" distR="0">
             <wp:extent cx="4000500" cy="2753066"/>
             <wp:effectExtent b="0" l="0" r="0" t="0"/>
-            <wp:docPr id="7" name="" descr="" title=""/>
+            <wp:docPr id="27" name="" descr="" title=""/>
             <wp:cNvGraphicFramePr>
               <a:graphicFrameLocks xmlns:a="http://schemas.openxmlformats.org/drawingml/2006/main" noChangeAspect="1"/>
             </wp:cNvGraphicFramePr>
@@ -1173,7 +1173,7 @@
         <w:pStyle w:val="ListParagraph"/>
         <w:numPr>
           <w:ilvl w:val="0"/>
-          <w:numId w:val="23"/>
+          <w:numId w:val="43"/>
         </w:numPr>
       </w:pPr>
       <w:r>
@@ -1185,7 +1185,7 @@
         <w:pStyle w:val="ListParagraph"/>
         <w:numPr>
           <w:ilvl w:val="0"/>
-          <w:numId w:val="23"/>
+          <w:numId w:val="43"/>
         </w:numPr>
       </w:pPr>
       <w:r>
@@ -1197,7 +1197,7 @@
         <w:pStyle w:val="ListParagraph"/>
         <w:numPr>
           <w:ilvl w:val="0"/>
-          <w:numId w:val="23"/>
+          <w:numId w:val="43"/>
         </w:numPr>
       </w:pPr>
       <w:r>
@@ -1213,7 +1213,7 @@
           <wp:inline distT="0" distB="0" distL="0" distR="0">
             <wp:extent cx="4000500" cy="3287846"/>
             <wp:effectExtent b="0" l="0" r="0" t="0"/>
-            <wp:docPr id="8" name="" descr="" title=""/>
+            <wp:docPr id="28" name="" descr="" title=""/>
             <wp:cNvGraphicFramePr>
               <a:graphicFrameLocks xmlns:a="http://schemas.openxmlformats.org/drawingml/2006/main" noChangeAspect="1"/>
             </wp:cNvGraphicFramePr>
@@ -1304,7 +1304,7 @@
           <wp:inline distT="0" distB="0" distL="0" distR="0">
             <wp:extent cx="4000500" cy="3265714"/>
             <wp:effectExtent b="0" l="0" r="0" t="0"/>
-            <wp:docPr id="9" name="" descr="" title=""/>
+            <wp:docPr id="29" name="" descr="" title=""/>
             <wp:cNvGraphicFramePr>
               <a:graphicFrameLocks xmlns:a="http://schemas.openxmlformats.org/drawingml/2006/main" noChangeAspect="1"/>
             </wp:cNvGraphicFramePr>
@@ -1381,7 +1381,7 @@
       <w:r>
         <w:t xml:space="preserve">If you have any questions, please don’t hesitate to get in touch at </w:t>
       </w:r>
-      <w:hyperlink w:history="1" r:id="rIdzuiypqe46r5xkxdkv4ofr">
+      <w:hyperlink w:history="1" r:id="rIdivg2lm1ymtueywrshesq3">
         <w:r>
           <w:rPr>
             <w:rStyle w:val="Hyperlink"/>
@@ -1423,7 +1423,7 @@
         <wp:inline distT="0" distB="0" distL="0" distR="0">
           <wp:extent cx="608542" cy="105833"/>
           <wp:effectExtent b="0" l="0" r="0" t="0"/>
-          <wp:docPr id="10" name="" descr="" title=""/>
+          <wp:docPr id="30" name="" descr="" title=""/>
           <wp:cNvGraphicFramePr>
             <a:graphicFrameLocks xmlns:a="http://schemas.openxmlformats.org/drawingml/2006/main" noChangeAspect="1"/>
           </wp:cNvGraphicFramePr>
@@ -1501,7 +1501,7 @@
 
 <file path=word/numbering.xml><?xml version="1.0" encoding="utf-8"?>
 <w:numbering xmlns:wpc="http://schemas.microsoft.com/office/word/2010/wordprocessingCanvas" xmlns:mc="http://schemas.openxmlformats.org/markup-compatibility/2006" xmlns:o="urn:schemas-microsoft-com:office:office" xmlns:r="http://schemas.openxmlformats.org/officeDocument/2006/relationships" xmlns:m="http://schemas.openxmlformats.org/officeDocument/2006/math" xmlns:v="urn:schemas-microsoft-com:vml" xmlns:wp14="http://schemas.microsoft.com/office/word/2010/wordprocessingDrawing" xmlns:wp="http://schemas.openxmlformats.org/drawingml/2006/wordprocessingDrawing" xmlns:w10="urn:schemas-microsoft-com:office:word" xmlns:w="http://schemas.openxmlformats.org/wordprocessingml/2006/main" xmlns:w14="http://schemas.microsoft.com/office/word/2010/wordml" xmlns:w15="http://schemas.microsoft.com/office/word/2012/wordml" xmlns:wpg="http://schemas.microsoft.com/office/word/2010/wordprocessingGroup" xmlns:wpi="http://schemas.microsoft.com/office/word/2010/wordprocessingInk" xmlns:wne="http://schemas.microsoft.com/office/word/2006/wordml" xmlns:wps="http://schemas.microsoft.com/office/word/2010/wordprocessingShape" mc:Ignorable="w14 w15 wp14">
-  <w:abstractNum w:abstractNumId="11" w15:restartNumberingAfterBreak="0">
+  <w:abstractNum w:abstractNumId="31" w15:restartNumberingAfterBreak="0">
     <w:multiLevelType w:val="hybridMultilevel"/>
     <w:lvl w:ilvl="0" w15:tentative="1">
       <w:start w:val="1"/>
@@ -1585,7 +1585,7 @@
       </w:pPr>
     </w:lvl>
   </w:abstractNum>
-  <w:abstractNum w:abstractNumId="12" w15:restartNumberingAfterBreak="0">
+  <w:abstractNum w:abstractNumId="32" w15:restartNumberingAfterBreak="0">
     <w:multiLevelType w:val="hybridMultilevel"/>
     <w:lvl w:ilvl="0" w15:tentative="1">
       <w:start w:val="1"/>
@@ -1669,7 +1669,7 @@
       </w:pPr>
     </w:lvl>
   </w:abstractNum>
-  <w:abstractNum w:abstractNumId="13" w15:restartNumberingAfterBreak="0">
+  <w:abstractNum w:abstractNumId="33" w15:restartNumberingAfterBreak="0">
     <w:multiLevelType w:val="hybridMultilevel"/>
     <w:lvl w:ilvl="0" w15:tentative="1">
       <w:start w:val="1"/>
@@ -1753,7 +1753,7 @@
       </w:pPr>
     </w:lvl>
   </w:abstractNum>
-  <w:abstractNum w:abstractNumId="14" w15:restartNumberingAfterBreak="0">
+  <w:abstractNum w:abstractNumId="34" w15:restartNumberingAfterBreak="0">
     <w:multiLevelType w:val="hybridMultilevel"/>
     <w:lvl w:ilvl="0" w15:tentative="1">
       <w:start w:val="1"/>
@@ -1837,7 +1837,7 @@
       </w:pPr>
     </w:lvl>
   </w:abstractNum>
-  <w:abstractNum w:abstractNumId="15" w15:restartNumberingAfterBreak="0">
+  <w:abstractNum w:abstractNumId="35" w15:restartNumberingAfterBreak="0">
     <w:multiLevelType w:val="hybridMultilevel"/>
     <w:lvl w:ilvl="0" w15:tentative="1">
       <w:start w:val="1"/>
@@ -1921,7 +1921,7 @@
       </w:pPr>
     </w:lvl>
   </w:abstractNum>
-  <w:abstractNum w:abstractNumId="16" w15:restartNumberingAfterBreak="0">
+  <w:abstractNum w:abstractNumId="36" w15:restartNumberingAfterBreak="0">
     <w:multiLevelType w:val="hybridMultilevel"/>
     <w:lvl w:ilvl="0" w15:tentative="1">
       <w:start w:val="1"/>
@@ -2005,7 +2005,7 @@
       </w:pPr>
     </w:lvl>
   </w:abstractNum>
-  <w:abstractNum w:abstractNumId="17" w15:restartNumberingAfterBreak="0">
+  <w:abstractNum w:abstractNumId="37" w15:restartNumberingAfterBreak="0">
     <w:multiLevelType w:val="hybridMultilevel"/>
     <w:lvl w:ilvl="0" w15:tentative="1">
       <w:start w:val="1"/>
@@ -2090,43 +2090,43 @@
     </w:lvl>
   </w:abstractNum>
   <w:num w:numId="1">
-    <w:abstractNumId w:val="11"/>
+    <w:abstractNumId w:val="31"/>
     <w:lvlOverride w:ilvl="0">
       <w:startOverride w:val="1"/>
     </w:lvlOverride>
   </w:num>
-  <w:num w:numId="18">
-    <w:abstractNumId w:val="12"/>
+  <w:num w:numId="38">
+    <w:abstractNumId w:val="32"/>
     <w:lvlOverride w:ilvl="0">
       <w:startOverride w:val="1"/>
     </w:lvlOverride>
   </w:num>
-  <w:num w:numId="19">
-    <w:abstractNumId w:val="13"/>
+  <w:num w:numId="39">
+    <w:abstractNumId w:val="33"/>
     <w:lvlOverride w:ilvl="0">
       <w:startOverride w:val="1"/>
     </w:lvlOverride>
   </w:num>
-  <w:num w:numId="20">
-    <w:abstractNumId w:val="14"/>
+  <w:num w:numId="40">
+    <w:abstractNumId w:val="34"/>
     <w:lvlOverride w:ilvl="0">
       <w:startOverride w:val="1"/>
     </w:lvlOverride>
   </w:num>
-  <w:num w:numId="21">
-    <w:abstractNumId w:val="15"/>
+  <w:num w:numId="41">
+    <w:abstractNumId w:val="35"/>
     <w:lvlOverride w:ilvl="0">
       <w:startOverride w:val="1"/>
     </w:lvlOverride>
   </w:num>
-  <w:num w:numId="22">
-    <w:abstractNumId w:val="16"/>
+  <w:num w:numId="42">
+    <w:abstractNumId w:val="36"/>
     <w:lvlOverride w:ilvl="0">
       <w:startOverride w:val="1"/>
     </w:lvlOverride>
   </w:num>
-  <w:num w:numId="23">
-    <w:abstractNumId w:val="17"/>
+  <w:num w:numId="43">
+    <w:abstractNumId w:val="37"/>
     <w:lvlOverride w:ilvl="0">
       <w:startOverride w:val="1"/>
     </w:lvlOverride>

--- a/chapters/exports/05-ecivis.docx
+++ b/chapters/exports/05-ecivis.docx
@@ -40,7 +40,7 @@
       <w:r>
         <w:t xml:space="preserve">It is important to note that this guide is meant to be used in conjunction with the Business &amp; Workforce Development resources provided on CAL FIRE’s Wood Products and Bioenergy </w:t>
       </w:r>
-      <w:hyperlink w:history="1" r:id="rIdwa92hudcosa63ysyiwm8f">
+      <w:hyperlink w:history="1" r:id="rId71pfriibw32lcdickoe2i">
         <w:r>
           <w:rPr>
             <w:rStyle w:val="Hyperlink"/>
@@ -51,7 +51,7 @@
       <w:r>
         <w:t xml:space="preserve"> and eCivis-specific materials. In particular, the Grants Portal Application Submittal User </w:t>
       </w:r>
-      <w:hyperlink w:history="1" r:id="rIdc_btxbjty6hhgbgszve8o">
+      <w:hyperlink w:history="1" r:id="rIdukd75omx3dbedxom5ej07">
         <w:r>
           <w:rPr>
             <w:rStyle w:val="Hyperlink"/>
@@ -62,7 +62,7 @@
       <w:r>
         <w:t xml:space="preserve"> and the eCivis Grants Portal Applicant Troubleshooting </w:t>
       </w:r>
-      <w:hyperlink w:history="1" r:id="rIdlwq-sfdyjgunml63wlkpc">
+      <w:hyperlink w:history="1" r:id="rId3vwttfwx5pekbsfezodfi">
         <w:r>
           <w:rPr>
             <w:rStyle w:val="Hyperlink"/>
@@ -475,7 +475,7 @@
       <w:r>
         <w:t xml:space="preserve">Don’t forget to access and use the templates at the </w:t>
       </w:r>
-      <w:hyperlink w:history="1" r:id="rId4dvpsve8tfdybksgo91w_">
+      <w:hyperlink w:history="1" r:id="rIdkwjgg4mw6xdsycgcr0jbn">
         <w:r>
           <w:rPr>
             <w:rStyle w:val="Hyperlink"/>
@@ -486,7 +486,7 @@
       <w:r>
         <w:t xml:space="preserve">. FBA team members are available to assist you with this. Contact us at </w:t>
       </w:r>
-      <w:hyperlink w:history="1" r:id="rIdbq-psnffl_2azf6cg2xni">
+      <w:hyperlink w:history="1" r:id="rIdsdt9sfb8ztwkt6banmapg">
         <w:r>
           <w:rPr>
             <w:rStyle w:val="Hyperlink"/>
@@ -509,7 +509,7 @@
       <w:r>
         <w:t xml:space="preserve">The Forest Business Alliance’s guidebook </w:t>
       </w:r>
-      <w:hyperlink w:history="1" r:id="rId7mrhgl2wszsjfgzcq7dbz">
+      <w:hyperlink w:history="1" r:id="rId3dbonihwysmwnkrfp2djl">
         <w:r>
           <w:rPr>
             <w:rStyle w:val="Hyperlink"/>
@@ -525,7 +525,7 @@
       <w:r>
         <w:t xml:space="preserve">Follow the process in the Grants Portal Application Submittal User </w:t>
       </w:r>
-      <w:hyperlink w:history="1" r:id="rIdbk0n4szyda3g0iu_duulx">
+      <w:hyperlink w:history="1" r:id="rIdlwruknaqbi8xxn9b-its1">
         <w:r>
           <w:rPr>
             <w:rStyle w:val="Hyperlink"/>
@@ -556,7 +556,7 @@
       <w:r>
         <w:t xml:space="preserve">Use the budget template on the FBA template </w:t>
       </w:r>
-      <w:hyperlink w:history="1" r:id="rIdupgvfxnjo3uzlyqbau6ok">
+      <w:hyperlink w:history="1" r:id="rIdv9ndv0itbomww7mrkutlj">
         <w:r>
           <w:rPr>
             <w:rStyle w:val="Hyperlink"/>
@@ -676,7 +676,7 @@
       <w:r>
         <w:t xml:space="preserve">For guidance related to budget narrative content, please see the Forest Business Alliance Budget </w:t>
       </w:r>
-      <w:hyperlink w:history="1" r:id="rIdkbfp8bzedia2j_ald7a9i">
+      <w:hyperlink w:history="1" r:id="rIdjsiukmggkeg1czbu3zmqn">
         <w:r>
           <w:rPr>
             <w:rStyle w:val="Hyperlink"/>
@@ -1381,7 +1381,7 @@
       <w:r>
         <w:t xml:space="preserve">If you have any questions, please don’t hesitate to get in touch at </w:t>
       </w:r>
-      <w:hyperlink w:history="1" r:id="rIdivg2lm1ymtueywrshesq3">
+      <w:hyperlink w:history="1" r:id="rId1-ec12a4yivnw7pcgrhyj">
         <w:r>
           <w:rPr>
             <w:rStyle w:val="Hyperlink"/>

--- a/chapters/exports/05-ecivis.docx
+++ b/chapters/exports/05-ecivis.docx
@@ -40,7 +40,7 @@
       <w:r>
         <w:t xml:space="preserve">It is important to note that this guide is meant to be used in conjunction with the Business &amp; Workforce Development resources provided on CAL FIRE’s Wood Products and Bioenergy </w:t>
       </w:r>
-      <w:hyperlink w:history="1" r:id="rId71pfriibw32lcdickoe2i">
+      <w:hyperlink w:history="1" r:id="rIdut0x7fy5jsynntu_jfcmt">
         <w:r>
           <w:rPr>
             <w:rStyle w:val="Hyperlink"/>
@@ -51,7 +51,7 @@
       <w:r>
         <w:t xml:space="preserve"> and eCivis-specific materials. In particular, the Grants Portal Application Submittal User </w:t>
       </w:r>
-      <w:hyperlink w:history="1" r:id="rIdukd75omx3dbedxom5ej07">
+      <w:hyperlink w:history="1" r:id="rIdnblsr4gpfuevmmhcjs98a">
         <w:r>
           <w:rPr>
             <w:rStyle w:val="Hyperlink"/>
@@ -62,7 +62,7 @@
       <w:r>
         <w:t xml:space="preserve"> and the eCivis Grants Portal Applicant Troubleshooting </w:t>
       </w:r>
-      <w:hyperlink w:history="1" r:id="rId3vwttfwx5pekbsfezodfi">
+      <w:hyperlink w:history="1" r:id="rIdwtecvcyh75i5utp3pf5af">
         <w:r>
           <w:rPr>
             <w:rStyle w:val="Hyperlink"/>
@@ -475,7 +475,7 @@
       <w:r>
         <w:t xml:space="preserve">Don’t forget to access and use the templates at the </w:t>
       </w:r>
-      <w:hyperlink w:history="1" r:id="rIdkwjgg4mw6xdsycgcr0jbn">
+      <w:hyperlink w:history="1" r:id="rId7qfttofqv2wor8fsmdjzg">
         <w:r>
           <w:rPr>
             <w:rStyle w:val="Hyperlink"/>
@@ -486,7 +486,7 @@
       <w:r>
         <w:t xml:space="preserve">. FBA team members are available to assist you with this. Contact us at </w:t>
       </w:r>
-      <w:hyperlink w:history="1" r:id="rIdsdt9sfb8ztwkt6banmapg">
+      <w:hyperlink w:history="1" r:id="rIdwvgguxiippxas3sqaxc8m">
         <w:r>
           <w:rPr>
             <w:rStyle w:val="Hyperlink"/>
@@ -509,7 +509,7 @@
       <w:r>
         <w:t xml:space="preserve">The Forest Business Alliance’s guidebook </w:t>
       </w:r>
-      <w:hyperlink w:history="1" r:id="rId3dbonihwysmwnkrfp2djl">
+      <w:hyperlink w:history="1" r:id="rIdv-nwuceefjgfrilrqvwd3">
         <w:r>
           <w:rPr>
             <w:rStyle w:val="Hyperlink"/>
@@ -525,7 +525,7 @@
       <w:r>
         <w:t xml:space="preserve">Follow the process in the Grants Portal Application Submittal User </w:t>
       </w:r>
-      <w:hyperlink w:history="1" r:id="rIdlwruknaqbi8xxn9b-its1">
+      <w:hyperlink w:history="1" r:id="rIdxlmrmphtyeenqfbz9numh">
         <w:r>
           <w:rPr>
             <w:rStyle w:val="Hyperlink"/>
@@ -556,7 +556,7 @@
       <w:r>
         <w:t xml:space="preserve">Use the budget template on the FBA template </w:t>
       </w:r>
-      <w:hyperlink w:history="1" r:id="rIdv9ndv0itbomww7mrkutlj">
+      <w:hyperlink w:history="1" r:id="rIdi2oysjzjzcfvi9a2b_3xf">
         <w:r>
           <w:rPr>
             <w:rStyle w:val="Hyperlink"/>
@@ -676,7 +676,7 @@
       <w:r>
         <w:t xml:space="preserve">For guidance related to budget narrative content, please see the Forest Business Alliance Budget </w:t>
       </w:r>
-      <w:hyperlink w:history="1" r:id="rIdjsiukmggkeg1czbu3zmqn">
+      <w:hyperlink w:history="1" r:id="rId8b3yugbsychl5oysapyyz">
         <w:r>
           <w:rPr>
             <w:rStyle w:val="Hyperlink"/>
@@ -1381,7 +1381,7 @@
       <w:r>
         <w:t xml:space="preserve">If you have any questions, please don’t hesitate to get in touch at </w:t>
       </w:r>
-      <w:hyperlink w:history="1" r:id="rId1-ec12a4yivnw7pcgrhyj">
+      <w:hyperlink w:history="1" r:id="rIda3kqz7qcjrly839ev-sab">
         <w:r>
           <w:rPr>
             <w:rStyle w:val="Hyperlink"/>

--- a/chapters/exports/05-ecivis.docx
+++ b/chapters/exports/05-ecivis.docx
@@ -40,7 +40,7 @@
       <w:r>
         <w:t xml:space="preserve">It is important to note that this guide is meant to be used in conjunction with the Business &amp; Workforce Development resources provided on CAL FIRE’s Wood Products and Bioenergy </w:t>
       </w:r>
-      <w:hyperlink w:history="1" r:id="rIdut0x7fy5jsynntu_jfcmt">
+      <w:hyperlink w:history="1" r:id="rIdv7fdb0tcitj_xq4ebtvqq">
         <w:r>
           <w:rPr>
             <w:rStyle w:val="Hyperlink"/>
@@ -51,7 +51,7 @@
       <w:r>
         <w:t xml:space="preserve"> and eCivis-specific materials. In particular, the Grants Portal Application Submittal User </w:t>
       </w:r>
-      <w:hyperlink w:history="1" r:id="rIdnblsr4gpfuevmmhcjs98a">
+      <w:hyperlink w:history="1" r:id="rIdgjwkb9lrelheygxgau9xe">
         <w:r>
           <w:rPr>
             <w:rStyle w:val="Hyperlink"/>
@@ -62,7 +62,7 @@
       <w:r>
         <w:t xml:space="preserve"> and the eCivis Grants Portal Applicant Troubleshooting </w:t>
       </w:r>
-      <w:hyperlink w:history="1" r:id="rIdwtecvcyh75i5utp3pf5af">
+      <w:hyperlink w:history="1" r:id="rIddq5trhds_9kusbwujeawj">
         <w:r>
           <w:rPr>
             <w:rStyle w:val="Hyperlink"/>
@@ -475,7 +475,7 @@
       <w:r>
         <w:t xml:space="preserve">Don’t forget to access and use the templates at the </w:t>
       </w:r>
-      <w:hyperlink w:history="1" r:id="rId7qfttofqv2wor8fsmdjzg">
+      <w:hyperlink w:history="1" r:id="rIdc-tltl8qalsvolkqygo6d">
         <w:r>
           <w:rPr>
             <w:rStyle w:val="Hyperlink"/>
@@ -486,7 +486,7 @@
       <w:r>
         <w:t xml:space="preserve">. FBA team members are available to assist you with this. Contact us at </w:t>
       </w:r>
-      <w:hyperlink w:history="1" r:id="rIdwvgguxiippxas3sqaxc8m">
+      <w:hyperlink w:history="1" r:id="rId2acyyuciuigzaesvh6ta0">
         <w:r>
           <w:rPr>
             <w:rStyle w:val="Hyperlink"/>
@@ -509,7 +509,7 @@
       <w:r>
         <w:t xml:space="preserve">The Forest Business Alliance’s guidebook </w:t>
       </w:r>
-      <w:hyperlink w:history="1" r:id="rIdv-nwuceefjgfrilrqvwd3">
+      <w:hyperlink w:history="1" r:id="rIdjjv2r0keogd_jejant2_n">
         <w:r>
           <w:rPr>
             <w:rStyle w:val="Hyperlink"/>
@@ -525,7 +525,7 @@
       <w:r>
         <w:t xml:space="preserve">Follow the process in the Grants Portal Application Submittal User </w:t>
       </w:r>
-      <w:hyperlink w:history="1" r:id="rIdxlmrmphtyeenqfbz9numh">
+      <w:hyperlink w:history="1" r:id="rIdwzju_mb2-vlmz5uwtjmrz">
         <w:r>
           <w:rPr>
             <w:rStyle w:val="Hyperlink"/>
@@ -556,7 +556,7 @@
       <w:r>
         <w:t xml:space="preserve">Use the budget template on the FBA template </w:t>
       </w:r>
-      <w:hyperlink w:history="1" r:id="rIdi2oysjzjzcfvi9a2b_3xf">
+      <w:hyperlink w:history="1" r:id="rId-taac_bx0fmiril9lw_jd">
         <w:r>
           <w:rPr>
             <w:rStyle w:val="Hyperlink"/>
@@ -676,7 +676,7 @@
       <w:r>
         <w:t xml:space="preserve">For guidance related to budget narrative content, please see the Forest Business Alliance Budget </w:t>
       </w:r>
-      <w:hyperlink w:history="1" r:id="rId8b3yugbsychl5oysapyyz">
+      <w:hyperlink w:history="1" r:id="rIdafi8i7sc9yh0i_wheyijl">
         <w:r>
           <w:rPr>
             <w:rStyle w:val="Hyperlink"/>
@@ -1381,7 +1381,7 @@
       <w:r>
         <w:t xml:space="preserve">If you have any questions, please don’t hesitate to get in touch at </w:t>
       </w:r>
-      <w:hyperlink w:history="1" r:id="rIda3kqz7qcjrly839ev-sab">
+      <w:hyperlink w:history="1" r:id="rIdogd8xa_kfu_bohyyotngg">
         <w:r>
           <w:rPr>
             <w:rStyle w:val="Hyperlink"/>

--- a/chapters/exports/05-ecivis.docx
+++ b/chapters/exports/05-ecivis.docx
@@ -40,7 +40,7 @@
       <w:r>
         <w:t xml:space="preserve">It is important to note that this guide is meant to be used in conjunction with the Business &amp; Workforce Development resources provided on CAL FIRE’s Wood Products and Bioenergy </w:t>
       </w:r>
-      <w:hyperlink w:history="1" r:id="rIdv7fdb0tcitj_xq4ebtvqq">
+      <w:hyperlink w:history="1" r:id="rIdqnma9ha5zlrw17uu7uxex">
         <w:r>
           <w:rPr>
             <w:rStyle w:val="Hyperlink"/>
@@ -51,7 +51,7 @@
       <w:r>
         <w:t xml:space="preserve"> and eCivis-specific materials. In particular, the Grants Portal Application Submittal User </w:t>
       </w:r>
-      <w:hyperlink w:history="1" r:id="rIdgjwkb9lrelheygxgau9xe">
+      <w:hyperlink w:history="1" r:id="rId3v6eee3c9eohrvfdfiztq">
         <w:r>
           <w:rPr>
             <w:rStyle w:val="Hyperlink"/>
@@ -62,7 +62,7 @@
       <w:r>
         <w:t xml:space="preserve"> and the eCivis Grants Portal Applicant Troubleshooting </w:t>
       </w:r>
-      <w:hyperlink w:history="1" r:id="rIddq5trhds_9kusbwujeawj">
+      <w:hyperlink w:history="1" r:id="rIdmwo7jbsstlbjx2hzhdars">
         <w:r>
           <w:rPr>
             <w:rStyle w:val="Hyperlink"/>
@@ -475,7 +475,7 @@
       <w:r>
         <w:t xml:space="preserve">Don’t forget to access and use the templates at the </w:t>
       </w:r>
-      <w:hyperlink w:history="1" r:id="rIdc-tltl8qalsvolkqygo6d">
+      <w:hyperlink w:history="1" r:id="rIde9insaovb3hytgcmjtugv">
         <w:r>
           <w:rPr>
             <w:rStyle w:val="Hyperlink"/>
@@ -486,7 +486,7 @@
       <w:r>
         <w:t xml:space="preserve">. FBA team members are available to assist you with this. Contact us at </w:t>
       </w:r>
-      <w:hyperlink w:history="1" r:id="rId2acyyuciuigzaesvh6ta0">
+      <w:hyperlink w:history="1" r:id="rIdchbkrlzetxjutlmnstsyc">
         <w:r>
           <w:rPr>
             <w:rStyle w:val="Hyperlink"/>
@@ -509,7 +509,7 @@
       <w:r>
         <w:t xml:space="preserve">The Forest Business Alliance’s guidebook </w:t>
       </w:r>
-      <w:hyperlink w:history="1" r:id="rIdjjv2r0keogd_jejant2_n">
+      <w:hyperlink w:history="1" r:id="rIdfjk4bwj7bsicsitwvabhp">
         <w:r>
           <w:rPr>
             <w:rStyle w:val="Hyperlink"/>
@@ -525,7 +525,7 @@
       <w:r>
         <w:t xml:space="preserve">Follow the process in the Grants Portal Application Submittal User </w:t>
       </w:r>
-      <w:hyperlink w:history="1" r:id="rIdwzju_mb2-vlmz5uwtjmrz">
+      <w:hyperlink w:history="1" r:id="rId-lhev2y-vujoun6ycgaxx">
         <w:r>
           <w:rPr>
             <w:rStyle w:val="Hyperlink"/>
@@ -556,7 +556,7 @@
       <w:r>
         <w:t xml:space="preserve">Use the budget template on the FBA template </w:t>
       </w:r>
-      <w:hyperlink w:history="1" r:id="rId-taac_bx0fmiril9lw_jd">
+      <w:hyperlink w:history="1" r:id="rIdxembq9x2fasdr1gsfl_lz">
         <w:r>
           <w:rPr>
             <w:rStyle w:val="Hyperlink"/>
@@ -676,7 +676,7 @@
       <w:r>
         <w:t xml:space="preserve">For guidance related to budget narrative content, please see the Forest Business Alliance Budget </w:t>
       </w:r>
-      <w:hyperlink w:history="1" r:id="rIdafi8i7sc9yh0i_wheyijl">
+      <w:hyperlink w:history="1" r:id="rIdl7u1tq0wgwm_jchrgyxcg">
         <w:r>
           <w:rPr>
             <w:rStyle w:val="Hyperlink"/>
@@ -1381,7 +1381,7 @@
       <w:r>
         <w:t xml:space="preserve">If you have any questions, please don’t hesitate to get in touch at </w:t>
       </w:r>
-      <w:hyperlink w:history="1" r:id="rIdogd8xa_kfu_bohyyotngg">
+      <w:hyperlink w:history="1" r:id="rIdxhtjz6nenreclw4fwzeqk">
         <w:r>
           <w:rPr>
             <w:rStyle w:val="Hyperlink"/>

--- a/chapters/exports/05-ecivis.docx
+++ b/chapters/exports/05-ecivis.docx
@@ -40,7 +40,7 @@
       <w:r>
         <w:t xml:space="preserve">It is important to note that this guide is meant to be used in conjunction with the Business &amp; Workforce Development resources provided on CAL FIRE’s Wood Products and Bioenergy </w:t>
       </w:r>
-      <w:hyperlink w:history="1" r:id="rIdqnma9ha5zlrw17uu7uxex">
+      <w:hyperlink w:history="1" r:id="rIdcq0ltgskbvz0nypdwzjrm">
         <w:r>
           <w:rPr>
             <w:rStyle w:val="Hyperlink"/>
@@ -51,7 +51,7 @@
       <w:r>
         <w:t xml:space="preserve"> and eCivis-specific materials. In particular, the Grants Portal Application Submittal User </w:t>
       </w:r>
-      <w:hyperlink w:history="1" r:id="rId3v6eee3c9eohrvfdfiztq">
+      <w:hyperlink w:history="1" r:id="rIdqqbr7gqz6xygjy8uwqiyt">
         <w:r>
           <w:rPr>
             <w:rStyle w:val="Hyperlink"/>
@@ -62,7 +62,7 @@
       <w:r>
         <w:t xml:space="preserve"> and the eCivis Grants Portal Applicant Troubleshooting </w:t>
       </w:r>
-      <w:hyperlink w:history="1" r:id="rIdmwo7jbsstlbjx2hzhdars">
+      <w:hyperlink w:history="1" r:id="rIds7gxosr04x3v5ujvzppss">
         <w:r>
           <w:rPr>
             <w:rStyle w:val="Hyperlink"/>
@@ -475,7 +475,7 @@
       <w:r>
         <w:t xml:space="preserve">Don’t forget to access and use the templates at the </w:t>
       </w:r>
-      <w:hyperlink w:history="1" r:id="rIde9insaovb3hytgcmjtugv">
+      <w:hyperlink w:history="1" r:id="rId9juw9ibdtj9ovrxamvdax">
         <w:r>
           <w:rPr>
             <w:rStyle w:val="Hyperlink"/>
@@ -486,7 +486,7 @@
       <w:r>
         <w:t xml:space="preserve">. FBA team members are available to assist you with this. Contact us at </w:t>
       </w:r>
-      <w:hyperlink w:history="1" r:id="rIdchbkrlzetxjutlmnstsyc">
+      <w:hyperlink w:history="1" r:id="rIdhdjzf-n_dqhpfgq-ltbuw">
         <w:r>
           <w:rPr>
             <w:rStyle w:val="Hyperlink"/>
@@ -509,7 +509,7 @@
       <w:r>
         <w:t xml:space="preserve">The Forest Business Alliance’s guidebook </w:t>
       </w:r>
-      <w:hyperlink w:history="1" r:id="rIdfjk4bwj7bsicsitwvabhp">
+      <w:hyperlink w:history="1" r:id="rIduz9u3fblajxqlnbzzbgbz">
         <w:r>
           <w:rPr>
             <w:rStyle w:val="Hyperlink"/>
@@ -525,7 +525,7 @@
       <w:r>
         <w:t xml:space="preserve">Follow the process in the Grants Portal Application Submittal User </w:t>
       </w:r>
-      <w:hyperlink w:history="1" r:id="rId-lhev2y-vujoun6ycgaxx">
+      <w:hyperlink w:history="1" r:id="rIdhwoffj1i3dxbxv9vmewvw">
         <w:r>
           <w:rPr>
             <w:rStyle w:val="Hyperlink"/>
@@ -556,7 +556,7 @@
       <w:r>
         <w:t xml:space="preserve">Use the budget template on the FBA template </w:t>
       </w:r>
-      <w:hyperlink w:history="1" r:id="rIdxembq9x2fasdr1gsfl_lz">
+      <w:hyperlink w:history="1" r:id="rId8jvjyhqhvmi6lzcotjg3e">
         <w:r>
           <w:rPr>
             <w:rStyle w:val="Hyperlink"/>
@@ -676,7 +676,7 @@
       <w:r>
         <w:t xml:space="preserve">For guidance related to budget narrative content, please see the Forest Business Alliance Budget </w:t>
       </w:r>
-      <w:hyperlink w:history="1" r:id="rIdl7u1tq0wgwm_jchrgyxcg">
+      <w:hyperlink w:history="1" r:id="rIdt8ccv4yb0mll_ymry_5ry">
         <w:r>
           <w:rPr>
             <w:rStyle w:val="Hyperlink"/>
@@ -1381,7 +1381,7 @@
       <w:r>
         <w:t xml:space="preserve">If you have any questions, please don’t hesitate to get in touch at </w:t>
       </w:r>
-      <w:hyperlink w:history="1" r:id="rIdxhtjz6nenreclw4fwzeqk">
+      <w:hyperlink w:history="1" r:id="rIdrqn5ebp6ydct0hldsvr5s">
         <w:r>
           <w:rPr>
             <w:rStyle w:val="Hyperlink"/>

--- a/chapters/exports/05-ecivis.docx
+++ b/chapters/exports/05-ecivis.docx
@@ -40,7 +40,7 @@
       <w:r>
         <w:t xml:space="preserve">It is important to note that this guide is meant to be used in conjunction with the Business &amp; Workforce Development resources provided on CAL FIRE’s Wood Products and Bioenergy </w:t>
       </w:r>
-      <w:hyperlink w:history="1" r:id="rIdcq0ltgskbvz0nypdwzjrm">
+      <w:hyperlink w:history="1" r:id="rIdkgjpa16etxlu0rzewxqef">
         <w:r>
           <w:rPr>
             <w:rStyle w:val="Hyperlink"/>
@@ -51,7 +51,7 @@
       <w:r>
         <w:t xml:space="preserve"> and eCivis-specific materials. In particular, the Grants Portal Application Submittal User </w:t>
       </w:r>
-      <w:hyperlink w:history="1" r:id="rIdqqbr7gqz6xygjy8uwqiyt">
+      <w:hyperlink w:history="1" r:id="rId7-5oioejk2j3q1ucup0d7">
         <w:r>
           <w:rPr>
             <w:rStyle w:val="Hyperlink"/>
@@ -62,7 +62,7 @@
       <w:r>
         <w:t xml:space="preserve"> and the eCivis Grants Portal Applicant Troubleshooting </w:t>
       </w:r>
-      <w:hyperlink w:history="1" r:id="rIds7gxosr04x3v5ujvzppss">
+      <w:hyperlink w:history="1" r:id="rIdrozooeqatafqstxceo4yl">
         <w:r>
           <w:rPr>
             <w:rStyle w:val="Hyperlink"/>
@@ -475,7 +475,7 @@
       <w:r>
         <w:t xml:space="preserve">Don’t forget to access and use the templates at the </w:t>
       </w:r>
-      <w:hyperlink w:history="1" r:id="rId9juw9ibdtj9ovrxamvdax">
+      <w:hyperlink w:history="1" r:id="rIdsmbohks4cgb2hwktz5hca">
         <w:r>
           <w:rPr>
             <w:rStyle w:val="Hyperlink"/>
@@ -486,7 +486,7 @@
       <w:r>
         <w:t xml:space="preserve">. FBA team members are available to assist you with this. Contact us at </w:t>
       </w:r>
-      <w:hyperlink w:history="1" r:id="rIdhdjzf-n_dqhpfgq-ltbuw">
+      <w:hyperlink w:history="1" r:id="rIdtdfo73-f74ko7qb0h8i7_">
         <w:r>
           <w:rPr>
             <w:rStyle w:val="Hyperlink"/>
@@ -509,7 +509,7 @@
       <w:r>
         <w:t xml:space="preserve">The Forest Business Alliance’s guidebook </w:t>
       </w:r>
-      <w:hyperlink w:history="1" r:id="rIduz9u3fblajxqlnbzzbgbz">
+      <w:hyperlink w:history="1" r:id="rIdqbu89wqlnyv7vxdg3m8vp">
         <w:r>
           <w:rPr>
             <w:rStyle w:val="Hyperlink"/>
@@ -525,7 +525,7 @@
       <w:r>
         <w:t xml:space="preserve">Follow the process in the Grants Portal Application Submittal User </w:t>
       </w:r>
-      <w:hyperlink w:history="1" r:id="rIdhwoffj1i3dxbxv9vmewvw">
+      <w:hyperlink w:history="1" r:id="rId5eghnjrtkjy9zs-isk32z">
         <w:r>
           <w:rPr>
             <w:rStyle w:val="Hyperlink"/>
@@ -556,7 +556,7 @@
       <w:r>
         <w:t xml:space="preserve">Use the budget template on the FBA template </w:t>
       </w:r>
-      <w:hyperlink w:history="1" r:id="rId8jvjyhqhvmi6lzcotjg3e">
+      <w:hyperlink w:history="1" r:id="rIdxjrbo7_fzr5oql5aj-dvd">
         <w:r>
           <w:rPr>
             <w:rStyle w:val="Hyperlink"/>
@@ -676,7 +676,7 @@
       <w:r>
         <w:t xml:space="preserve">For guidance related to budget narrative content, please see the Forest Business Alliance Budget </w:t>
       </w:r>
-      <w:hyperlink w:history="1" r:id="rIdt8ccv4yb0mll_ymry_5ry">
+      <w:hyperlink w:history="1" r:id="rIdm99fcqurdxdv7izxn6k2r">
         <w:r>
           <w:rPr>
             <w:rStyle w:val="Hyperlink"/>
@@ -1381,7 +1381,7 @@
       <w:r>
         <w:t xml:space="preserve">If you have any questions, please don’t hesitate to get in touch at </w:t>
       </w:r>
-      <w:hyperlink w:history="1" r:id="rIdrqn5ebp6ydct0hldsvr5s">
+      <w:hyperlink w:history="1" r:id="rId3no4auis8emgn1ipwse21">
         <w:r>
           <w:rPr>
             <w:rStyle w:val="Hyperlink"/>

--- a/chapters/exports/05-ecivis.docx
+++ b/chapters/exports/05-ecivis.docx
@@ -40,7 +40,7 @@
       <w:r>
         <w:t xml:space="preserve">It is important to note that this guide is meant to be used in conjunction with the Business &amp; Workforce Development resources provided on CAL FIRE’s Wood Products and Bioenergy </w:t>
       </w:r>
-      <w:hyperlink w:history="1" r:id="rIdkgjpa16etxlu0rzewxqef">
+      <w:hyperlink w:history="1" r:id="rIdwhuk0nowwhxmeccr_bxu6">
         <w:r>
           <w:rPr>
             <w:rStyle w:val="Hyperlink"/>
@@ -51,7 +51,7 @@
       <w:r>
         <w:t xml:space="preserve"> and eCivis-specific materials. In particular, the Grants Portal Application Submittal User </w:t>
       </w:r>
-      <w:hyperlink w:history="1" r:id="rId7-5oioejk2j3q1ucup0d7">
+      <w:hyperlink w:history="1" r:id="rIdtynf2dwj-sdaeqr8rsby6">
         <w:r>
           <w:rPr>
             <w:rStyle w:val="Hyperlink"/>
@@ -62,7 +62,7 @@
       <w:r>
         <w:t xml:space="preserve"> and the eCivis Grants Portal Applicant Troubleshooting </w:t>
       </w:r>
-      <w:hyperlink w:history="1" r:id="rIdrozooeqatafqstxceo4yl">
+      <w:hyperlink w:history="1" r:id="rIdvkionunh9euf9pf-qdkua">
         <w:r>
           <w:rPr>
             <w:rStyle w:val="Hyperlink"/>
@@ -475,7 +475,7 @@
       <w:r>
         <w:t xml:space="preserve">Don’t forget to access and use the templates at the </w:t>
       </w:r>
-      <w:hyperlink w:history="1" r:id="rIdsmbohks4cgb2hwktz5hca">
+      <w:hyperlink w:history="1" r:id="rIdt1u9smuhros71ye8y3wkk">
         <w:r>
           <w:rPr>
             <w:rStyle w:val="Hyperlink"/>
@@ -486,7 +486,7 @@
       <w:r>
         <w:t xml:space="preserve">. FBA team members are available to assist you with this. Contact us at </w:t>
       </w:r>
-      <w:hyperlink w:history="1" r:id="rIdtdfo73-f74ko7qb0h8i7_">
+      <w:hyperlink w:history="1" r:id="rIdn7m4b1mn-du0daugpfnaz">
         <w:r>
           <w:rPr>
             <w:rStyle w:val="Hyperlink"/>
@@ -509,7 +509,7 @@
       <w:r>
         <w:t xml:space="preserve">The Forest Business Alliance’s guidebook </w:t>
       </w:r>
-      <w:hyperlink w:history="1" r:id="rIdqbu89wqlnyv7vxdg3m8vp">
+      <w:hyperlink w:history="1" r:id="rIdzdzftyecrhxqbuvdsg4j_">
         <w:r>
           <w:rPr>
             <w:rStyle w:val="Hyperlink"/>
@@ -525,7 +525,7 @@
       <w:r>
         <w:t xml:space="preserve">Follow the process in the Grants Portal Application Submittal User </w:t>
       </w:r>
-      <w:hyperlink w:history="1" r:id="rId5eghnjrtkjy9zs-isk32z">
+      <w:hyperlink w:history="1" r:id="rIdpwrwpzi4ysaq8adfy1igz">
         <w:r>
           <w:rPr>
             <w:rStyle w:val="Hyperlink"/>
@@ -556,7 +556,7 @@
       <w:r>
         <w:t xml:space="preserve">Use the budget template on the FBA template </w:t>
       </w:r>
-      <w:hyperlink w:history="1" r:id="rIdxjrbo7_fzr5oql5aj-dvd">
+      <w:hyperlink w:history="1" r:id="rId16oolnaacr0jggstzxkc1">
         <w:r>
           <w:rPr>
             <w:rStyle w:val="Hyperlink"/>
@@ -676,7 +676,7 @@
       <w:r>
         <w:t xml:space="preserve">For guidance related to budget narrative content, please see the Forest Business Alliance Budget </w:t>
       </w:r>
-      <w:hyperlink w:history="1" r:id="rIdm99fcqurdxdv7izxn6k2r">
+      <w:hyperlink w:history="1" r:id="rIdmjiq7euijdquelllkyc3d">
         <w:r>
           <w:rPr>
             <w:rStyle w:val="Hyperlink"/>
@@ -1381,7 +1381,7 @@
       <w:r>
         <w:t xml:space="preserve">If you have any questions, please don’t hesitate to get in touch at </w:t>
       </w:r>
-      <w:hyperlink w:history="1" r:id="rId3no4auis8emgn1ipwse21">
+      <w:hyperlink w:history="1" r:id="rIdyexrfvwwccjyb-cx2qkm5">
         <w:r>
           <w:rPr>
             <w:rStyle w:val="Hyperlink"/>

--- a/chapters/exports/05-ecivis.docx
+++ b/chapters/exports/05-ecivis.docx
@@ -40,7 +40,7 @@
       <w:r>
         <w:t xml:space="preserve">It is important to note that this guide is meant to be used in conjunction with the Business &amp; Workforce Development resources provided on CAL FIRE’s Wood Products and Bioenergy </w:t>
       </w:r>
-      <w:hyperlink w:history="1" r:id="rIdwhuk0nowwhxmeccr_bxu6">
+      <w:hyperlink w:history="1" r:id="rIdqwjev20yrfuo6jejstxb0">
         <w:r>
           <w:rPr>
             <w:rStyle w:val="Hyperlink"/>
@@ -51,7 +51,7 @@
       <w:r>
         <w:t xml:space="preserve"> and eCivis-specific materials. In particular, the Grants Portal Application Submittal User </w:t>
       </w:r>
-      <w:hyperlink w:history="1" r:id="rIdtynf2dwj-sdaeqr8rsby6">
+      <w:hyperlink w:history="1" r:id="rId3apk_kwj_5ejkwhoyuhiy">
         <w:r>
           <w:rPr>
             <w:rStyle w:val="Hyperlink"/>
@@ -62,7 +62,7 @@
       <w:r>
         <w:t xml:space="preserve"> and the eCivis Grants Portal Applicant Troubleshooting </w:t>
       </w:r>
-      <w:hyperlink w:history="1" r:id="rIdvkionunh9euf9pf-qdkua">
+      <w:hyperlink w:history="1" r:id="rId0-wm7qsa_cuezhssoqgm2">
         <w:r>
           <w:rPr>
             <w:rStyle w:val="Hyperlink"/>
@@ -93,7 +93,7 @@
         <w:t xml:space="preserve">1</w:t>
       </w:r>
       <w:r>
-        <w:t xml:space="preserve">). Note that this link is updated for each solicitation, so we are not including it here. For the Wood Products and Bioenergy Program, the solicitation guidelines are posted on the right side of the page under ‘RECENT UPDATES’. It is important to create your account using the link in the grant guidelines. This will ensure you access the correct website and create an application in the correct solicitation window. Your account will be used for your application and to administer your grant, should your application be awarded funding.</w:t>
+        <w:t xml:space="preserve">). This link is updated for each solicitation, so we are not including it here. For the Wood Products and Bioenergy Program, the solicitation guidelines are posted on the right side of the page under ‘RECENT UPDATES’. Create your account using the link in the grant guidelines. This ensures you access the correct website and submit your application in the correct solicitation window. You will use your account for your application and to administer your grant, should your application be awarded funding.</w:t>
       </w:r>
     </w:p>
     <w:p>
@@ -105,7 +105,7 @@
           <wp:inline distT="0" distB="0" distL="0" distR="0">
             <wp:extent cx="4000500" cy="1846036"/>
             <wp:effectExtent b="0" l="0" r="0" t="0"/>
-            <wp:docPr id="21" name="" descr="" title=""/>
+            <wp:docPr id="51" name="" descr="" title=""/>
             <wp:cNvGraphicFramePr>
               <a:graphicFrameLocks xmlns:a="http://schemas.openxmlformats.org/drawingml/2006/main" noChangeAspect="1"/>
             </wp:cNvGraphicFramePr>
@@ -214,7 +214,7 @@
           <wp:inline distT="0" distB="0" distL="0" distR="0">
             <wp:extent cx="4000500" cy="2793754"/>
             <wp:effectExtent b="0" l="0" r="0" t="0"/>
-            <wp:docPr id="22" name="" descr="" title=""/>
+            <wp:docPr id="52" name="" descr="" title=""/>
             <wp:cNvGraphicFramePr>
               <a:graphicFrameLocks xmlns:a="http://schemas.openxmlformats.org/drawingml/2006/main" noChangeAspect="1"/>
             </wp:cNvGraphicFramePr>
@@ -305,7 +305,7 @@
           <wp:inline distT="0" distB="0" distL="0" distR="0">
             <wp:extent cx="4000500" cy="2290507"/>
             <wp:effectExtent b="0" l="0" r="0" t="0"/>
-            <wp:docPr id="23" name="" descr="" title=""/>
+            <wp:docPr id="53" name="" descr="" title=""/>
             <wp:cNvGraphicFramePr>
               <a:graphicFrameLocks xmlns:a="http://schemas.openxmlformats.org/drawingml/2006/main" noChangeAspect="1"/>
             </wp:cNvGraphicFramePr>
@@ -375,7 +375,7 @@
     </w:p>
     <w:p>
       <w:r>
-        <w:t xml:space="preserve">This will lead you to the submission portal, where you can start a new application or continue working on a previously saved application (</w:t>
+        <w:t xml:space="preserve">This takes you to the submission portal, where you can start a new application or continue a previously saved application (</w:t>
       </w:r>
       <w:r>
         <w:t xml:space="preserve">Figure </w:t>
@@ -396,7 +396,7 @@
           <wp:inline distT="0" distB="0" distL="0" distR="0">
             <wp:extent cx="4000500" cy="1678697"/>
             <wp:effectExtent b="0" l="0" r="0" t="0"/>
-            <wp:docPr id="24" name="" descr="" title=""/>
+            <wp:docPr id="54" name="" descr="" title=""/>
             <wp:cNvGraphicFramePr>
               <a:graphicFrameLocks xmlns:a="http://schemas.openxmlformats.org/drawingml/2006/main" noChangeAspect="1"/>
             </wp:cNvGraphicFramePr>
@@ -469,13 +469,13 @@
         <w:pStyle w:val="ListParagraph"/>
         <w:numPr>
           <w:ilvl w:val="0"/>
-          <w:numId w:val="38"/>
+          <w:numId w:val="68"/>
         </w:numPr>
       </w:pPr>
       <w:r>
         <w:t xml:space="preserve">Don’t forget to access and use the templates at the </w:t>
       </w:r>
-      <w:hyperlink w:history="1" r:id="rIdt1u9smuhros71ye8y3wkk">
+      <w:hyperlink w:history="1" r:id="rIdanzc-shj1nl5ieveuzz3i">
         <w:r>
           <w:rPr>
             <w:rStyle w:val="Hyperlink"/>
@@ -486,7 +486,7 @@
       <w:r>
         <w:t xml:space="preserve">. FBA team members are available to assist you with this. Contact us at </w:t>
       </w:r>
-      <w:hyperlink w:history="1" r:id="rIdn7m4b1mn-du0daugpfnaz">
+      <w:hyperlink w:history="1" r:id="rIdp-trhs_k8erh0usvfzy9x">
         <w:r>
           <w:rPr>
             <w:rStyle w:val="Hyperlink"/>
@@ -503,13 +503,13 @@
         <w:pStyle w:val="ListParagraph"/>
         <w:numPr>
           <w:ilvl w:val="0"/>
-          <w:numId w:val="38"/>
+          <w:numId w:val="68"/>
         </w:numPr>
       </w:pPr>
       <w:r>
         <w:t xml:space="preserve">The Forest Business Alliance’s guidebook </w:t>
       </w:r>
-      <w:hyperlink w:history="1" r:id="rIdzdzftyecrhxqbuvdsg4j_">
+      <w:hyperlink w:history="1" r:id="rIdeu3bjndtqzctlwpvgddne">
         <w:r>
           <w:rPr>
             <w:rStyle w:val="Hyperlink"/>
@@ -525,7 +525,7 @@
       <w:r>
         <w:t xml:space="preserve">Follow the process in the Grants Portal Application Submittal User </w:t>
       </w:r>
-      <w:hyperlink w:history="1" r:id="rIdpwrwpzi4ysaq8adfy1igz">
+      <w:hyperlink w:history="1" r:id="rIddkqhklbs3qljzhlc03a_7">
         <w:r>
           <w:rPr>
             <w:rStyle w:val="Hyperlink"/>
@@ -550,13 +550,13 @@
         <w:pStyle w:val="ListParagraph"/>
         <w:numPr>
           <w:ilvl w:val="0"/>
-          <w:numId w:val="39"/>
+          <w:numId w:val="69"/>
         </w:numPr>
       </w:pPr>
       <w:r>
         <w:t xml:space="preserve">Use the budget template on the FBA template </w:t>
       </w:r>
-      <w:hyperlink w:history="1" r:id="rId16oolnaacr0jggstzxkc1">
+      <w:hyperlink w:history="1" r:id="rIdrqfhue-vqcmjgnzldmbyy">
         <w:r>
           <w:rPr>
             <w:rStyle w:val="Hyperlink"/>
@@ -573,7 +573,7 @@
         <w:pStyle w:val="ListParagraph"/>
         <w:numPr>
           <w:ilvl w:val="0"/>
-          <w:numId w:val="39"/>
+          <w:numId w:val="69"/>
         </w:numPr>
       </w:pPr>
       <w:r>
@@ -585,7 +585,7 @@
         <w:pStyle w:val="ListParagraph"/>
         <w:numPr>
           <w:ilvl w:val="0"/>
-          <w:numId w:val="39"/>
+          <w:numId w:val="69"/>
         </w:numPr>
       </w:pPr>
       <w:r>
@@ -597,12 +597,12 @@
         <w:pStyle w:val="ListParagraph"/>
         <w:numPr>
           <w:ilvl w:val="0"/>
-          <w:numId w:val="39"/>
+          <w:numId w:val="69"/>
         </w:numPr>
       </w:pPr>
       <w:r>
         <w:t xml:space="preserve">Project budgets in eCivis are shown in categories such as Salaries &amp; Wages, Contractual, Travel &amp; Per diem, Equipment, Other Costs, Indirect Cost. To enter budget items into each category, click on the category name (e.g., Salaries &amp; Wages), which will bring up additional boxes to fill in.
-Line items automatically calculate the unit and unit cost the first time you enter them. However, the line item will not automatically update if you change one of these amounts. You will need to recalculate the Costs manually and, if applicable, the Cost Share.</w:t>
+Line items automatically calculate the unit and unit cost the first time you enter them. However, the line item will not automatically update if you change either amount. You will need to recalculate the Costs manually and, if applicable, the Cost Share.</w:t>
       </w:r>
     </w:p>
     <w:p>
@@ -610,7 +610,7 @@
         <w:pStyle w:val="ListParagraph"/>
         <w:numPr>
           <w:ilvl w:val="0"/>
-          <w:numId w:val="39"/>
+          <w:numId w:val="69"/>
         </w:numPr>
       </w:pPr>
       <w:r>
@@ -622,7 +622,7 @@
         <w:pStyle w:val="ListParagraph"/>
         <w:numPr>
           <w:ilvl w:val="0"/>
-          <w:numId w:val="39"/>
+          <w:numId w:val="69"/>
         </w:numPr>
       </w:pPr>
       <w:r>
@@ -634,7 +634,7 @@
         <w:pStyle w:val="ListParagraph"/>
         <w:numPr>
           <w:ilvl w:val="1"/>
-          <w:numId w:val="39"/>
+          <w:numId w:val="69"/>
         </w:numPr>
       </w:pPr>
       <w:r>
@@ -646,7 +646,7 @@
         <w:pStyle w:val="ListParagraph"/>
         <w:numPr>
           <w:ilvl w:val="1"/>
-          <w:numId w:val="39"/>
+          <w:numId w:val="69"/>
         </w:numPr>
       </w:pPr>
       <w:r>
@@ -658,11 +658,11 @@
         <w:pStyle w:val="ListParagraph"/>
         <w:numPr>
           <w:ilvl w:val="1"/>
-          <w:numId w:val="39"/>
+          <w:numId w:val="69"/>
         </w:numPr>
       </w:pPr>
       <w:r>
-        <w:t xml:space="preserve">You should create your narrative in Word and then cut and paste it into eCivis so that you have a record of the narrative you submitted. It cannot be downloaded from eCivis once submitted.</w:t>
+        <w:t xml:space="preserve">You should create your narrative in Word and then cut and paste it into eCivis so that you have a record of the narrative you submitted. You cannot download it from eCivis once submitted.</w:t>
       </w:r>
     </w:p>
     <w:p>
@@ -670,13 +670,13 @@
         <w:pStyle w:val="ListParagraph"/>
         <w:numPr>
           <w:ilvl w:val="1"/>
-          <w:numId w:val="39"/>
+          <w:numId w:val="69"/>
         </w:numPr>
       </w:pPr>
       <w:r>
         <w:t xml:space="preserve">For guidance related to budget narrative content, please see the Forest Business Alliance Budget </w:t>
       </w:r>
-      <w:hyperlink w:history="1" r:id="rIdmjiq7euijdquelllkyc3d">
+      <w:hyperlink w:history="1" r:id="rIdd4gf-ko6zcznm-mzliqsd">
         <w:r>
           <w:rPr>
             <w:rStyle w:val="Hyperlink"/>
@@ -693,7 +693,7 @@
         <w:pStyle w:val="ListParagraph"/>
         <w:numPr>
           <w:ilvl w:val="1"/>
-          <w:numId w:val="39"/>
+          <w:numId w:val="69"/>
         </w:numPr>
       </w:pPr>
       <w:r>
@@ -723,7 +723,7 @@
     </w:p>
     <w:p>
       <w:r>
-        <w:t xml:space="preserve">CAL FIRE requires a minimum of quarterly reporting; however, you can invoice and report as often as monthly. Below is a description of the reporting process, followed by a description of the financial reporting.</w:t>
+        <w:t xml:space="preserve">CAL FIRE requires at least quarterly reporting; however, you can invoice and report as often as monthly. Below is a description of the reporting process, followed by a description of the financial reporting.</w:t>
       </w:r>
     </w:p>
     <w:p>
@@ -736,7 +736,7 @@
         <w:pStyle w:val="ListParagraph"/>
         <w:numPr>
           <w:ilvl w:val="0"/>
-          <w:numId w:val="40"/>
+          <w:numId w:val="70"/>
         </w:numPr>
       </w:pPr>
       <w:r>
@@ -748,7 +748,7 @@
         <w:pStyle w:val="ListParagraph"/>
         <w:numPr>
           <w:ilvl w:val="0"/>
-          <w:numId w:val="40"/>
+          <w:numId w:val="70"/>
         </w:numPr>
       </w:pPr>
       <w:r>
@@ -760,7 +760,7 @@
         <w:pStyle w:val="ListParagraph"/>
         <w:numPr>
           <w:ilvl w:val="0"/>
-          <w:numId w:val="40"/>
+          <w:numId w:val="70"/>
         </w:numPr>
       </w:pPr>
       <w:r>
@@ -820,7 +820,7 @@
         <w:pStyle w:val="ListParagraph"/>
         <w:numPr>
           <w:ilvl w:val="0"/>
-          <w:numId w:val="41"/>
+          <w:numId w:val="71"/>
         </w:numPr>
       </w:pPr>
       <w:r>
@@ -833,7 +833,7 @@
         <w:t xml:space="preserve">5</w:t>
       </w:r>
       <w:r>
-        <w:t xml:space="preserve">). This will take you to the Activity Report page, where you will enter the reporting period, narrative, and metrics and upload any deliverables for the reporting period.</w:t>
+        <w:t xml:space="preserve">). This takes you to the Activity Report page, where you enter the reporting period, narrative, and metrics, and upload any deliverables for the reporting period.</w:t>
       </w:r>
     </w:p>
     <w:p>
@@ -845,7 +845,7 @@
           <wp:inline distT="0" distB="0" distL="0" distR="0">
             <wp:extent cx="4000500" cy="1486047"/>
             <wp:effectExtent b="0" l="0" r="0" t="0"/>
-            <wp:docPr id="25" name="" descr="" title=""/>
+            <wp:docPr id="55" name="" descr="" title=""/>
             <wp:cNvGraphicFramePr>
               <a:graphicFrameLocks xmlns:a="http://schemas.openxmlformats.org/drawingml/2006/main" noChangeAspect="1"/>
             </wp:cNvGraphicFramePr>
@@ -910,7 +910,7 @@
         <w:t xml:space="preserve"> </w:t>
       </w:r>
       <w:r>
-        <w:t xml:space="preserve">Option 1 for creating and submitting an Activity Report is to access it under Pending Tasks on the Award Dashboard page on eCivis.</w:t>
+        <w:t xml:space="preserve">Option 1 to create and submit an Activity Report is to access it under Pending Tasks on the Award Dashboard page in eCivis.</w:t>
       </w:r>
     </w:p>
     <w:p>
@@ -923,7 +923,7 @@
         <w:pStyle w:val="ListParagraph"/>
         <w:numPr>
           <w:ilvl w:val="0"/>
-          <w:numId w:val="42"/>
+          <w:numId w:val="72"/>
         </w:numPr>
       </w:pPr>
       <w:r>
@@ -936,7 +936,7 @@
         <w:t xml:space="preserve">6</w:t>
       </w:r>
       <w:r>
-        <w:t xml:space="preserve">). Either enter the due date of the pending Activity Report or click “Continue with New Report.” Either option will take you to the Activity Report page. Enter the Reporting Period, Report Narrative, and Activity Report Metrics. Leave the metrics section blank if you have not completed any goals or objectives during the reporting period. Upload any deliverables at the bottom of the page. If you are ready to submit, click the red “Submit Report” button. You cannot undo submitting the report, so only click this button if the report is final. If you want to save the report as a draft and return to it, click the blue “Save &amp; Close” button. If you have saved a draft, you can access it again in the “Award Activities” section.</w:t>
+        <w:t xml:space="preserve">). Either enter the due date of the pending Activity Report or click “Continue with New Report.” Either option will take you to the Activity Report page. Enter the Reporting Period, Report Narrative, and Activity Report Metrics. Leave the metrics section blank if you have not completed any goals or objectives during the reporting period. Upload any deliverables at the bottom of the page. If you are ready to submit, click the red “Submit Report” button. You cannot undo submitting the report, so only click this button if the report is final. To save the report as a draft and return to it, click the blue “Save &amp; Close” button. If you have saved a draft, you can access it again in the “Award Activities” section.</w:t>
       </w:r>
     </w:p>
     <w:p>
@@ -948,7 +948,7 @@
           <wp:inline distT="0" distB="0" distL="0" distR="0">
             <wp:extent cx="4000500" cy="856951"/>
             <wp:effectExtent b="0" l="0" r="0" t="0"/>
-            <wp:docPr id="26" name="" descr="" title=""/>
+            <wp:docPr id="56" name="" descr="" title=""/>
             <wp:cNvGraphicFramePr>
               <a:graphicFrameLocks xmlns:a="http://schemas.openxmlformats.org/drawingml/2006/main" noChangeAspect="1"/>
             </wp:cNvGraphicFramePr>
@@ -1013,7 +1013,7 @@
         <w:t xml:space="preserve"> </w:t>
       </w:r>
       <w:r>
-        <w:t xml:space="preserve">Option 2 for creating and submitting an Activity Report is to click on the green button that says “Submit Activity Report.”</w:t>
+        <w:t xml:space="preserve">Option 2 to create and submit an Activity Report is to click the green button that says “Submit Activity Report.”</w:t>
       </w:r>
     </w:p>
     <w:p>
@@ -1026,12 +1026,12 @@
     </w:p>
     <w:p>
       <w:r>
-        <w:t xml:space="preserve">A Progress Report and Activity Report must accompany financial reports. At the outset of your project, it’s important to consider your needs regarding invoicing, as this will impact the frequency of all of your reporting. For example, if you submit monthly invoices, you must also submit Progress Reports and Activity Reports.</w:t>
-      </w:r>
-    </w:p>
-    <w:p>
-      <w:r>
-        <w:t xml:space="preserve">A helpful first step in financial report preparation is to review your current project budget totals, which can be seen by clicking on the blue “View Budget” button from the Award Dashboard page (</w:t>
+        <w:t xml:space="preserve">A Progress Report and Activity Report must accompany financial reports. At the outset of your project, consider your invoicing needs, as this will affect the frequency of all your reporting. For example, if you submit monthly invoices, you must also submit Progress Reports and Activity Reports.</w:t>
+      </w:r>
+    </w:p>
+    <w:p>
+      <w:r>
+        <w:t xml:space="preserve">A helpful first step in preparing financial reports is to review your current project budget totals by clicking the blue “View Budget” button on the Award Dashboard page (</w:t>
       </w:r>
       <w:r>
         <w:t xml:space="preserve">Figure </w:t>
@@ -1045,12 +1045,12 @@
     </w:p>
     <w:p>
       <w:r>
-        <w:t xml:space="preserve">When submitting an invoice to CAL FIRE, you must prepare and sign the CAL FIRE Invoice Form (provided upon grant award; an example can be found here). You will save and submit this as a standalone one-page PDF file. Additionally, you will be required to prepare a separate PDF file packet for each Budget Item listed on your CAL FIRE Invoice Form for which you are requesting payment.</w:t>
-      </w:r>
-    </w:p>
-    <w:p>
-      <w:r>
-        <w:t xml:space="preserve">These PDF file packets contain invoicing backup documentation for your expenditure reimbursements, plus any receipts or pertinent supporting information that should accompany it. CAL FIRE requests that the file names correspond to the Budget Item category. It’s also helpful to include your invoice number, such as “CONTRACTUAL – INV-07” or “TRAVEL – PMT-01.”  For example, your PDF file “CONTRACTUAL – INV-07” invoice packet will contain all invoices and reimbursement requests for the invoicing period that fall under the Contractual category of your project budget. In the Financial Report Files section, these file packets will be uploaded as individual sets of documents to eCivis. Note that you do not need to submit supporting documentation when reporting your matching contributions; however, you should keep it for your records in the event of an audit.</w:t>
+        <w:t xml:space="preserve">When submitting an invoice to CAL FIRE, you must prepare and sign the CAL FIRE Invoice Form (provided upon grant award; an example can be found here). Save and submit this as a standalone one-page PDF file. Additionally, you will be required to prepare a separate PDF file packet for each Budget Item listed on your CAL FIRE Invoice Form for which you are requesting payment.</w:t>
+      </w:r>
+    </w:p>
+    <w:p>
+      <w:r>
+        <w:t xml:space="preserve">These PDF file packets contain invoicing backup documentation for your expenditure reimbursements, plus any receipts or other pertinent supporting information. CAL FIRE requests that the file names correspond to the Budget Item category. It’s also helpful to include your invoice number, such as “CONTRACTUAL – INV-07” or “TRAVEL – PMT-01.”  For example, your PDF file “CONTRACTUAL – INV-07” invoice packet will contain all invoices and reimbursement requests for the invoicing period that fall under the Contractual category of your project budget. In the Financial Report Files section, you will upload these file packets to eCivis as individual sets of documents. Note that you do not need to submit supporting documentation when reporting your matching contributions; however, you should keep it for your records in the event of an audit.</w:t>
       </w:r>
     </w:p>
     <w:p>
@@ -1081,7 +1081,7 @@
           <wp:inline distT="0" distB="0" distL="0" distR="0">
             <wp:extent cx="4000500" cy="2753066"/>
             <wp:effectExtent b="0" l="0" r="0" t="0"/>
-            <wp:docPr id="27" name="" descr="" title=""/>
+            <wp:docPr id="57" name="" descr="" title=""/>
             <wp:cNvGraphicFramePr>
               <a:graphicFrameLocks xmlns:a="http://schemas.openxmlformats.org/drawingml/2006/main" noChangeAspect="1"/>
             </wp:cNvGraphicFramePr>
@@ -1173,11 +1173,11 @@
         <w:pStyle w:val="ListParagraph"/>
         <w:numPr>
           <w:ilvl w:val="0"/>
-          <w:numId w:val="43"/>
+          <w:numId w:val="73"/>
         </w:numPr>
       </w:pPr>
       <w:r>
-        <w:t xml:space="preserve">Your budget category file packets may likely contain multiple invoice activity requests. Each activity request should be entered on a separate line under the appropriate category. For multiple invoice activities, click the plus sign (+) to the right of the Description cell to add a row. If extra rows were added but not needed, these rows should be deleted by clicking on the minus sign (-).</w:t>
+        <w:t xml:space="preserve">Your budget category file packets may likely contain multiple invoice activity requests. Enter each activity request on a separate line under the appropriate category. For multiple invoice activities, click the plus sign (+) to the right of the Description cell to add a row. If you added extra rows but don’t need them, delete them by clicking the minus sign (-).</w:t>
       </w:r>
     </w:p>
     <w:p>
@@ -1185,11 +1185,11 @@
         <w:pStyle w:val="ListParagraph"/>
         <w:numPr>
           <w:ilvl w:val="0"/>
-          <w:numId w:val="43"/>
+          <w:numId w:val="73"/>
         </w:numPr>
       </w:pPr>
       <w:r>
-        <w:t xml:space="preserve">Pages 32-33 of the eCivis Grants Portal CAL FIRE Grantee User Guide explains how to complete the GL Code/Activity and Description cells.</w:t>
+        <w:t xml:space="preserve">Pages 32-33 of the eCivis Grants Portal CAL FIRE Grantee User Guide explain how to complete the GL Code/Activity and Description cells.</w:t>
       </w:r>
     </w:p>
     <w:p>
@@ -1197,7 +1197,7 @@
         <w:pStyle w:val="ListParagraph"/>
         <w:numPr>
           <w:ilvl w:val="0"/>
-          <w:numId w:val="43"/>
+          <w:numId w:val="73"/>
         </w:numPr>
       </w:pPr>
       <w:r>
@@ -1213,7 +1213,7 @@
           <wp:inline distT="0" distB="0" distL="0" distR="0">
             <wp:extent cx="4000500" cy="3287846"/>
             <wp:effectExtent b="0" l="0" r="0" t="0"/>
-            <wp:docPr id="28" name="" descr="" title=""/>
+            <wp:docPr id="58" name="" descr="" title=""/>
             <wp:cNvGraphicFramePr>
               <a:graphicFrameLocks xmlns:a="http://schemas.openxmlformats.org/drawingml/2006/main" noChangeAspect="1"/>
             </wp:cNvGraphicFramePr>
@@ -1283,7 +1283,7 @@
     </w:p>
     <w:p>
       <w:r>
-        <w:t xml:space="preserve">For reimbursement requests, the box next to “Reimbursement Request” must be checked for the submittal to go through. The Financial Report Narrative is marked as mandatory, but it is unnecessary to enter extensive text here if there is nothing to report (</w:t>
+        <w:t xml:space="preserve">For reimbursement requests, you must check the box next to “Reimbursement Request” for the submittal to go through. The Financial Report Narrative is marked as mandatory, but it is unnecessary to enter extensive text here if there is nothing to report (</w:t>
       </w:r>
       <w:r>
         <w:t xml:space="preserve">Figure </w:t>
@@ -1304,7 +1304,7 @@
           <wp:inline distT="0" distB="0" distL="0" distR="0">
             <wp:extent cx="4000500" cy="3265714"/>
             <wp:effectExtent b="0" l="0" r="0" t="0"/>
-            <wp:docPr id="29" name="" descr="" title=""/>
+            <wp:docPr id="59" name="" descr="" title=""/>
             <wp:cNvGraphicFramePr>
               <a:graphicFrameLocks xmlns:a="http://schemas.openxmlformats.org/drawingml/2006/main" noChangeAspect="1"/>
             </wp:cNvGraphicFramePr>
@@ -1374,14 +1374,14 @@
     </w:p>
     <w:p>
       <w:r>
-        <w:t xml:space="preserve">The bottom section, “Financial Report Files,” is where you will upload your invoice file packets along with the CAL FIRE Invoice Form by clicking the green Upload File button and selecting the appropriate files from your computer. Once all files are successfully uploaded and all data correctly entered, click the red Submit Report button to submit your reimbursement request to CAL FIRE.</w:t>
-      </w:r>
-    </w:p>
-    <w:p>
-      <w:r>
-        <w:t xml:space="preserve">If you have any questions, please don’t hesitate to get in touch at </w:t>
-      </w:r>
-      <w:hyperlink w:history="1" r:id="rIdyexrfvwwccjyb-cx2qkm5">
+        <w:t xml:space="preserve">In the bottom section, “Financial Report Files,” upload your invoice file packets and the CAL FIRE Invoice Form by clicking the green Upload File button and selecting the appropriate files from your computer. Once all files are successfully uploaded and all data correctly entered, click the red Submit Report button to submit your reimbursement request to CAL FIRE.</w:t>
+      </w:r>
+    </w:p>
+    <w:p>
+      <w:r>
+        <w:t xml:space="preserve">If you have any questions, please contact us at </w:t>
+      </w:r>
+      <w:hyperlink w:history="1" r:id="rIddauyw2rjmvgbjuk4tsnip">
         <w:r>
           <w:rPr>
             <w:rStyle w:val="Hyperlink"/>
@@ -1423,7 +1423,7 @@
         <wp:inline distT="0" distB="0" distL="0" distR="0">
           <wp:extent cx="608542" cy="105833"/>
           <wp:effectExtent b="0" l="0" r="0" t="0"/>
-          <wp:docPr id="30" name="" descr="" title=""/>
+          <wp:docPr id="60" name="" descr="" title=""/>
           <wp:cNvGraphicFramePr>
             <a:graphicFrameLocks xmlns:a="http://schemas.openxmlformats.org/drawingml/2006/main" noChangeAspect="1"/>
           </wp:cNvGraphicFramePr>
@@ -1501,7 +1501,7 @@
 
 <file path=word/numbering.xml><?xml version="1.0" encoding="utf-8"?>
 <w:numbering xmlns:wpc="http://schemas.microsoft.com/office/word/2010/wordprocessingCanvas" xmlns:mc="http://schemas.openxmlformats.org/markup-compatibility/2006" xmlns:o="urn:schemas-microsoft-com:office:office" xmlns:r="http://schemas.openxmlformats.org/officeDocument/2006/relationships" xmlns:m="http://schemas.openxmlformats.org/officeDocument/2006/math" xmlns:v="urn:schemas-microsoft-com:vml" xmlns:wp14="http://schemas.microsoft.com/office/word/2010/wordprocessingDrawing" xmlns:wp="http://schemas.openxmlformats.org/drawingml/2006/wordprocessingDrawing" xmlns:w10="urn:schemas-microsoft-com:office:word" xmlns:w="http://schemas.openxmlformats.org/wordprocessingml/2006/main" xmlns:w14="http://schemas.microsoft.com/office/word/2010/wordml" xmlns:w15="http://schemas.microsoft.com/office/word/2012/wordml" xmlns:wpg="http://schemas.microsoft.com/office/word/2010/wordprocessingGroup" xmlns:wpi="http://schemas.microsoft.com/office/word/2010/wordprocessingInk" xmlns:wne="http://schemas.microsoft.com/office/word/2006/wordml" xmlns:wps="http://schemas.microsoft.com/office/word/2010/wordprocessingShape" mc:Ignorable="w14 w15 wp14">
-  <w:abstractNum w:abstractNumId="31" w15:restartNumberingAfterBreak="0">
+  <w:abstractNum w:abstractNumId="61" w15:restartNumberingAfterBreak="0">
     <w:multiLevelType w:val="hybridMultilevel"/>
     <w:lvl w:ilvl="0" w15:tentative="1">
       <w:start w:val="1"/>
@@ -1585,7 +1585,7 @@
       </w:pPr>
     </w:lvl>
   </w:abstractNum>
-  <w:abstractNum w:abstractNumId="32" w15:restartNumberingAfterBreak="0">
+  <w:abstractNum w:abstractNumId="62" w15:restartNumberingAfterBreak="0">
     <w:multiLevelType w:val="hybridMultilevel"/>
     <w:lvl w:ilvl="0" w15:tentative="1">
       <w:start w:val="1"/>
@@ -1669,7 +1669,7 @@
       </w:pPr>
     </w:lvl>
   </w:abstractNum>
-  <w:abstractNum w:abstractNumId="33" w15:restartNumberingAfterBreak="0">
+  <w:abstractNum w:abstractNumId="63" w15:restartNumberingAfterBreak="0">
     <w:multiLevelType w:val="hybridMultilevel"/>
     <w:lvl w:ilvl="0" w15:tentative="1">
       <w:start w:val="1"/>
@@ -1753,7 +1753,7 @@
       </w:pPr>
     </w:lvl>
   </w:abstractNum>
-  <w:abstractNum w:abstractNumId="34" w15:restartNumberingAfterBreak="0">
+  <w:abstractNum w:abstractNumId="64" w15:restartNumberingAfterBreak="0">
     <w:multiLevelType w:val="hybridMultilevel"/>
     <w:lvl w:ilvl="0" w15:tentative="1">
       <w:start w:val="1"/>
@@ -1837,7 +1837,7 @@
       </w:pPr>
     </w:lvl>
   </w:abstractNum>
-  <w:abstractNum w:abstractNumId="35" w15:restartNumberingAfterBreak="0">
+  <w:abstractNum w:abstractNumId="65" w15:restartNumberingAfterBreak="0">
     <w:multiLevelType w:val="hybridMultilevel"/>
     <w:lvl w:ilvl="0" w15:tentative="1">
       <w:start w:val="1"/>
@@ -1921,7 +1921,7 @@
       </w:pPr>
     </w:lvl>
   </w:abstractNum>
-  <w:abstractNum w:abstractNumId="36" w15:restartNumberingAfterBreak="0">
+  <w:abstractNum w:abstractNumId="66" w15:restartNumberingAfterBreak="0">
     <w:multiLevelType w:val="hybridMultilevel"/>
     <w:lvl w:ilvl="0" w15:tentative="1">
       <w:start w:val="1"/>
@@ -2005,7 +2005,7 @@
       </w:pPr>
     </w:lvl>
   </w:abstractNum>
-  <w:abstractNum w:abstractNumId="37" w15:restartNumberingAfterBreak="0">
+  <w:abstractNum w:abstractNumId="67" w15:restartNumberingAfterBreak="0">
     <w:multiLevelType w:val="hybridMultilevel"/>
     <w:lvl w:ilvl="0" w15:tentative="1">
       <w:start w:val="1"/>
@@ -2090,43 +2090,43 @@
     </w:lvl>
   </w:abstractNum>
   <w:num w:numId="1">
-    <w:abstractNumId w:val="31"/>
+    <w:abstractNumId w:val="61"/>
     <w:lvlOverride w:ilvl="0">
       <w:startOverride w:val="1"/>
     </w:lvlOverride>
   </w:num>
-  <w:num w:numId="38">
-    <w:abstractNumId w:val="32"/>
+  <w:num w:numId="68">
+    <w:abstractNumId w:val="62"/>
     <w:lvlOverride w:ilvl="0">
       <w:startOverride w:val="1"/>
     </w:lvlOverride>
   </w:num>
-  <w:num w:numId="39">
-    <w:abstractNumId w:val="33"/>
+  <w:num w:numId="69">
+    <w:abstractNumId w:val="63"/>
     <w:lvlOverride w:ilvl="0">
       <w:startOverride w:val="1"/>
     </w:lvlOverride>
   </w:num>
-  <w:num w:numId="40">
-    <w:abstractNumId w:val="34"/>
+  <w:num w:numId="70">
+    <w:abstractNumId w:val="64"/>
     <w:lvlOverride w:ilvl="0">
       <w:startOverride w:val="1"/>
     </w:lvlOverride>
   </w:num>
-  <w:num w:numId="41">
-    <w:abstractNumId w:val="35"/>
+  <w:num w:numId="71">
+    <w:abstractNumId w:val="65"/>
     <w:lvlOverride w:ilvl="0">
       <w:startOverride w:val="1"/>
     </w:lvlOverride>
   </w:num>
-  <w:num w:numId="42">
-    <w:abstractNumId w:val="36"/>
+  <w:num w:numId="72">
+    <w:abstractNumId w:val="66"/>
     <w:lvlOverride w:ilvl="0">
       <w:startOverride w:val="1"/>
     </w:lvlOverride>
   </w:num>
-  <w:num w:numId="43">
-    <w:abstractNumId w:val="37"/>
+  <w:num w:numId="73">
+    <w:abstractNumId w:val="67"/>
     <w:lvlOverride w:ilvl="0">
       <w:startOverride w:val="1"/>
     </w:lvlOverride>
